--- a/templates/modelo_despacho.docx
+++ b/templates/modelo_despacho.docx
@@ -235,17 +235,9 @@
         <w:rPr>
           <w:color w:val="000000"/>
         </w:rPr>
-        <w:t>, correspondente às Notas Fiscais listadas abaixo, relativas aos materiais aplicados no período de {</w:t>
-      </w:r>
-      <w:proofErr w:type="gramStart"/>
-      <w:r>
-        <w:rPr>
-          <w:color w:val="000000"/>
-        </w:rPr>
-        <w:t xml:space="preserve">{ </w:t>
+        <w:t xml:space="preserve">, correspondente às Notas Fiscais listadas abaixo, relativas aos materiais aplicados no período de {{ </w:t>
       </w:r>
       <w:proofErr w:type="spellStart"/>
-      <w:proofErr w:type="gramEnd"/>
       <w:r>
         <w:rPr>
           <w:color w:val="000000"/>
@@ -875,6 +867,7 @@
               <w:rPr>
                 <w:b/>
               </w:rPr>
+              <w:lastRenderedPageBreak/>
               <w:t>{</w:t>
             </w:r>
             <w:proofErr w:type="gramStart"/>
@@ -899,8 +892,6 @@
               </w:rPr>
               <w:t xml:space="preserve"> }}</w:t>
             </w:r>
-            <w:bookmarkStart w:id="0" w:name="_GoBack"/>
-            <w:bookmarkEnd w:id="0"/>
           </w:p>
         </w:tc>
         <w:tc>
@@ -977,11 +968,7 @@
               </w:rPr>
             </w:pPr>
             <w:r>
-              <w:t xml:space="preserve">Chefe da Divisão de Auditoria Hospitalar – </w:t>
-            </w:r>
-            <w:r>
-              <w:lastRenderedPageBreak/>
-              <w:t>FUNEAS</w:t>
+              <w:t>Chefe da Divisão de Auditoria Hospitalar – FUNEAS</w:t>
             </w:r>
           </w:p>
         </w:tc>
@@ -1327,14 +1314,1507 @@
         <w:t xml:space="preserve"> %}</w:t>
       </w:r>
     </w:p>
+    <w:p>
+      <w:bookmarkStart w:id="0" w:name="_GoBack"/>
+      <w:bookmarkEnd w:id="0"/>
+    </w:p>
     <w:sectPr>
-      <w:pgSz w:w="12240" w:h="15840"/>
-      <w:pgMar w:top="1440" w:right="1440" w:bottom="1440" w:left="1440" w:header="0" w:footer="720" w:gutter="0"/>
-      <w:pgNumType w:start="1"/>
-      <w:cols w:space="720"/>
+      <w:headerReference w:type="default" r:id="rId8"/>
+      <w:footerReference w:type="default" r:id="rId9"/>
+      <w:pgSz w:w="11906" w:h="16838"/>
+      <w:pgMar w:top="1985" w:right="1416" w:bottom="1276" w:left="993" w:header="426" w:footer="722" w:gutter="0"/>
+      <w:cols w:space="708"/>
+      <w:docGrid w:linePitch="360"/>
     </w:sectPr>
   </w:body>
 </w:document>
+</file>
+
+<file path=word/endnotes.xml><?xml version="1.0" encoding="utf-8"?>
+<w:endnotes xmlns:wpc="http://schemas.microsoft.com/office/word/2010/wordprocessingCanvas" xmlns:mc="http://schemas.openxmlformats.org/markup-compatibility/2006" xmlns:o="urn:schemas-microsoft-com:office:office" xmlns:r="http://schemas.openxmlformats.org/officeDocument/2006/relationships" xmlns:m="http://schemas.openxmlformats.org/officeDocument/2006/math" xmlns:v="urn:schemas-microsoft-com:vml" xmlns:wp14="http://schemas.microsoft.com/office/word/2010/wordprocessingDrawing" xmlns:wp="http://schemas.openxmlformats.org/drawingml/2006/wordprocessingDrawing" xmlns:w10="urn:schemas-microsoft-com:office:word" xmlns:w="http://schemas.openxmlformats.org/wordprocessingml/2006/main" xmlns:w14="http://schemas.microsoft.com/office/word/2010/wordml" xmlns:wpg="http://schemas.microsoft.com/office/word/2010/wordprocessingGroup" xmlns:wpi="http://schemas.microsoft.com/office/word/2010/wordprocessingInk" xmlns:wne="http://schemas.microsoft.com/office/word/2006/wordml" xmlns:wps="http://schemas.microsoft.com/office/word/2010/wordprocessingShape" mc:Ignorable="w14 wp14">
+  <w:endnote w:type="separator" w:id="-1">
+    <w:p>
+      <w:pPr>
+        <w:spacing w:after="0" w:line="240" w:lineRule="auto"/>
+      </w:pPr>
+      <w:r>
+        <w:separator/>
+      </w:r>
+    </w:p>
+  </w:endnote>
+  <w:endnote w:type="continuationSeparator" w:id="0">
+    <w:p>
+      <w:pPr>
+        <w:spacing w:after="0" w:line="240" w:lineRule="auto"/>
+      </w:pPr>
+      <w:r>
+        <w:continuationSeparator/>
+      </w:r>
+    </w:p>
+  </w:endnote>
+</w:endnotes>
+</file>
+
+<file path=word/footer1.xml><?xml version="1.0" encoding="utf-8"?>
+<w:ftr xmlns:wpc="http://schemas.microsoft.com/office/word/2010/wordprocessingCanvas" xmlns:mc="http://schemas.openxmlformats.org/markup-compatibility/2006" xmlns:o="urn:schemas-microsoft-com:office:office" xmlns:r="http://schemas.openxmlformats.org/officeDocument/2006/relationships" xmlns:m="http://schemas.openxmlformats.org/officeDocument/2006/math" xmlns:v="urn:schemas-microsoft-com:vml" xmlns:wp14="http://schemas.microsoft.com/office/word/2010/wordprocessingDrawing" xmlns:wp="http://schemas.openxmlformats.org/drawingml/2006/wordprocessingDrawing" xmlns:w10="urn:schemas-microsoft-com:office:word" xmlns:w="http://schemas.openxmlformats.org/wordprocessingml/2006/main" xmlns:w14="http://schemas.microsoft.com/office/word/2010/wordml" xmlns:wpg="http://schemas.microsoft.com/office/word/2010/wordprocessingGroup" xmlns:wpi="http://schemas.microsoft.com/office/word/2010/wordprocessingInk" xmlns:wne="http://schemas.microsoft.com/office/word/2006/wordml" xmlns:wps="http://schemas.microsoft.com/office/word/2010/wordprocessingShape" mc:Ignorable="w14 wp14">
+  <w:p>
+    <w:pPr>
+      <w:pStyle w:val="Rodap"/>
+      <w:jc w:val="center"/>
+      <w:rPr>
+        <w:color w:val="000000" w:themeColor="text1"/>
+      </w:rPr>
+    </w:pPr>
+    <w:bookmarkStart w:id="1" w:name="_Hlk139878147"/>
+    <w:bookmarkStart w:id="2" w:name="_Hlk139878148"/>
+    <w:r>
+      <w:rPr>
+        <w:noProof/>
+        <w:color w:val="000000" w:themeColor="text1"/>
+        <w:lang w:eastAsia="pt-BR"/>
+      </w:rPr>
+      <w:drawing>
+        <wp:anchor distT="0" distB="0" distL="114300" distR="114300" simplePos="0" relativeHeight="251632640" behindDoc="0" locked="0" layoutInCell="1" allowOverlap="1" wp14:anchorId="11B202F1" wp14:editId="1EE4CA01">
+          <wp:simplePos x="0" y="0"/>
+          <wp:positionH relativeFrom="margin">
+            <wp:posOffset>-916305</wp:posOffset>
+          </wp:positionH>
+          <wp:positionV relativeFrom="margin">
+            <wp:posOffset>8451215</wp:posOffset>
+          </wp:positionV>
+          <wp:extent cx="8086725" cy="146050"/>
+          <wp:effectExtent l="0" t="0" r="9525" b="6350"/>
+          <wp:wrapSquare wrapText="bothSides"/>
+          <wp:docPr id="1230308082" name="Imagem 1230308082"/>
+          <wp:cNvGraphicFramePr>
+            <a:graphicFrameLocks xmlns:a="http://schemas.openxmlformats.org/drawingml/2006/main" noChangeAspect="1"/>
+          </wp:cNvGraphicFramePr>
+          <a:graphic xmlns:a="http://schemas.openxmlformats.org/drawingml/2006/main">
+            <a:graphicData uri="http://schemas.openxmlformats.org/drawingml/2006/picture">
+              <pic:pic xmlns:pic="http://schemas.openxmlformats.org/drawingml/2006/picture">
+                <pic:nvPicPr>
+                  <pic:cNvPr id="1" name="Imagem 1"/>
+                  <pic:cNvPicPr/>
+                </pic:nvPicPr>
+                <pic:blipFill>
+                  <a:blip r:embed="rId1">
+                    <a:extLst>
+                      <a:ext uri="{28A0092B-C50C-407E-A947-70E740481C1C}">
+                        <a14:useLocalDpi xmlns:a14="http://schemas.microsoft.com/office/drawing/2010/main" val="0"/>
+                      </a:ext>
+                    </a:extLst>
+                  </a:blip>
+                  <a:stretch>
+                    <a:fillRect/>
+                  </a:stretch>
+                </pic:blipFill>
+                <pic:spPr>
+                  <a:xfrm>
+                    <a:off x="0" y="0"/>
+                    <a:ext cx="8086725" cy="146050"/>
+                  </a:xfrm>
+                  <a:prstGeom prst="rect">
+                    <a:avLst/>
+                  </a:prstGeom>
+                </pic:spPr>
+              </pic:pic>
+            </a:graphicData>
+          </a:graphic>
+        </wp:anchor>
+      </w:drawing>
+    </w:r>
+    <w:r>
+      <w:rPr>
+        <w:color w:val="000000" w:themeColor="text1"/>
+      </w:rPr>
+      <w:t>Rua do Rosário</w:t>
+    </w:r>
+    <w:r>
+      <w:rPr>
+        <w:color w:val="000000" w:themeColor="text1"/>
+      </w:rPr>
+      <w:t xml:space="preserve">, </w:t>
+    </w:r>
+    <w:r>
+      <w:rPr>
+        <w:color w:val="000000" w:themeColor="text1"/>
+      </w:rPr>
+      <w:t>144</w:t>
+    </w:r>
+    <w:r>
+      <w:rPr>
+        <w:color w:val="000000" w:themeColor="text1"/>
+      </w:rPr>
+      <w:t xml:space="preserve"> </w:t>
+    </w:r>
+    <w:r>
+      <w:rPr>
+        <w:color w:val="000000" w:themeColor="text1"/>
+      </w:rPr>
+      <w:t>-</w:t>
+    </w:r>
+    <w:r>
+      <w:rPr>
+        <w:color w:val="000000" w:themeColor="text1"/>
+      </w:rPr>
+      <w:t xml:space="preserve"> </w:t>
+    </w:r>
+    <w:r>
+      <w:rPr>
+        <w:color w:val="000000" w:themeColor="text1"/>
+      </w:rPr>
+      <w:t>10</w:t>
+    </w:r>
+    <w:r>
+      <w:rPr>
+        <w:color w:val="000000" w:themeColor="text1"/>
+      </w:rPr>
+      <w:t>º</w:t>
+    </w:r>
+    <w:r>
+      <w:rPr>
+        <w:color w:val="000000" w:themeColor="text1"/>
+      </w:rPr>
+      <w:t xml:space="preserve"> andar </w:t>
+    </w:r>
+    <w:r>
+      <w:rPr>
+        <w:color w:val="000000" w:themeColor="text1"/>
+      </w:rPr>
+      <w:t>-</w:t>
+    </w:r>
+    <w:r>
+      <w:rPr>
+        <w:color w:val="000000" w:themeColor="text1"/>
+      </w:rPr>
+      <w:t xml:space="preserve"> </w:t>
+    </w:r>
+    <w:r>
+      <w:rPr>
+        <w:color w:val="000000" w:themeColor="text1"/>
+      </w:rPr>
+      <w:t xml:space="preserve">Centro - </w:t>
+    </w:r>
+    <w:r>
+      <w:rPr>
+        <w:color w:val="000000" w:themeColor="text1"/>
+      </w:rPr>
+      <w:t xml:space="preserve">Curitiba </w:t>
+    </w:r>
+    <w:r>
+      <w:rPr>
+        <w:color w:val="000000" w:themeColor="text1"/>
+      </w:rPr>
+      <w:t>-</w:t>
+    </w:r>
+    <w:r>
+      <w:rPr>
+        <w:color w:val="000000" w:themeColor="text1"/>
+      </w:rPr>
+      <w:t xml:space="preserve"> PR</w:t>
+    </w:r>
+    <w:r>
+      <w:rPr>
+        <w:color w:val="000000" w:themeColor="text1"/>
+      </w:rPr>
+      <w:t xml:space="preserve"> - CEP: 80.020-110</w:t>
+    </w:r>
+  </w:p>
+  <w:p>
+    <w:pPr>
+      <w:pStyle w:val="Rodap"/>
+      <w:jc w:val="center"/>
+      <w:rPr>
+        <w:color w:val="000000" w:themeColor="text1"/>
+      </w:rPr>
+    </w:pPr>
+    <w:proofErr w:type="spellStart"/>
+    <w:r>
+      <w:rPr>
+        <w:color w:val="000000" w:themeColor="text1"/>
+      </w:rPr>
+      <w:t>Tel</w:t>
+    </w:r>
+    <w:proofErr w:type="spellEnd"/>
+    <w:r>
+      <w:rPr>
+        <w:color w:val="000000" w:themeColor="text1"/>
+      </w:rPr>
+      <w:t xml:space="preserve">: </w:t>
+    </w:r>
+    <w:r>
+      <w:rPr>
+        <w:color w:val="000000" w:themeColor="text1"/>
+      </w:rPr>
+      <w:t>(41) 3798-5373</w:t>
+    </w:r>
+    <w:r>
+      <w:rPr>
+        <w:color w:val="000000" w:themeColor="text1"/>
+      </w:rPr>
+      <w:t xml:space="preserve"> | www.funeas.pr.gov.br </w:t>
+    </w:r>
+    <w:bookmarkEnd w:id="1"/>
+    <w:bookmarkEnd w:id="2"/>
+  </w:p>
+</w:ftr>
+</file>
+
+<file path=word/footnotes.xml><?xml version="1.0" encoding="utf-8"?>
+<w:footnotes xmlns:wpc="http://schemas.microsoft.com/office/word/2010/wordprocessingCanvas" xmlns:mc="http://schemas.openxmlformats.org/markup-compatibility/2006" xmlns:o="urn:schemas-microsoft-com:office:office" xmlns:r="http://schemas.openxmlformats.org/officeDocument/2006/relationships" xmlns:m="http://schemas.openxmlformats.org/officeDocument/2006/math" xmlns:v="urn:schemas-microsoft-com:vml" xmlns:wp14="http://schemas.microsoft.com/office/word/2010/wordprocessingDrawing" xmlns:wp="http://schemas.openxmlformats.org/drawingml/2006/wordprocessingDrawing" xmlns:w10="urn:schemas-microsoft-com:office:word" xmlns:w="http://schemas.openxmlformats.org/wordprocessingml/2006/main" xmlns:w14="http://schemas.microsoft.com/office/word/2010/wordml" xmlns:wpg="http://schemas.microsoft.com/office/word/2010/wordprocessingGroup" xmlns:wpi="http://schemas.microsoft.com/office/word/2010/wordprocessingInk" xmlns:wne="http://schemas.microsoft.com/office/word/2006/wordml" xmlns:wps="http://schemas.microsoft.com/office/word/2010/wordprocessingShape" mc:Ignorable="w14 wp14">
+  <w:footnote w:type="separator" w:id="-1">
+    <w:p>
+      <w:pPr>
+        <w:spacing w:after="0" w:line="240" w:lineRule="auto"/>
+      </w:pPr>
+      <w:r>
+        <w:separator/>
+      </w:r>
+    </w:p>
+  </w:footnote>
+  <w:footnote w:type="continuationSeparator" w:id="0">
+    <w:p>
+      <w:pPr>
+        <w:spacing w:after="0" w:line="240" w:lineRule="auto"/>
+      </w:pPr>
+      <w:r>
+        <w:continuationSeparator/>
+      </w:r>
+    </w:p>
+  </w:footnote>
+</w:footnotes>
+</file>
+
+<file path=word/header1.xml><?xml version="1.0" encoding="utf-8"?>
+<w:hdr xmlns:wpc="http://schemas.microsoft.com/office/word/2010/wordprocessingCanvas" xmlns:mc="http://schemas.openxmlformats.org/markup-compatibility/2006" xmlns:o="urn:schemas-microsoft-com:office:office" xmlns:r="http://schemas.openxmlformats.org/officeDocument/2006/relationships" xmlns:m="http://schemas.openxmlformats.org/officeDocument/2006/math" xmlns:v="urn:schemas-microsoft-com:vml" xmlns:wp14="http://schemas.microsoft.com/office/word/2010/wordprocessingDrawing" xmlns:wp="http://schemas.openxmlformats.org/drawingml/2006/wordprocessingDrawing" xmlns:w10="urn:schemas-microsoft-com:office:word" xmlns:w="http://schemas.openxmlformats.org/wordprocessingml/2006/main" xmlns:w14="http://schemas.microsoft.com/office/word/2010/wordml" xmlns:wpg="http://schemas.microsoft.com/office/word/2010/wordprocessingGroup" xmlns:wpi="http://schemas.microsoft.com/office/word/2010/wordprocessingInk" xmlns:wne="http://schemas.microsoft.com/office/word/2006/wordml" xmlns:wps="http://schemas.microsoft.com/office/word/2010/wordprocessingShape" mc:Ignorable="w14 wp14">
+  <w:p>
+    <w:pPr>
+      <w:pStyle w:val="Cabealho"/>
+    </w:pPr>
+    <w:r>
+      <w:rPr>
+        <w:noProof/>
+        <w:lang w:eastAsia="pt-BR"/>
+      </w:rPr>
+      <w:drawing>
+        <wp:anchor distT="0" distB="0" distL="114300" distR="114300" simplePos="0" relativeHeight="251658752" behindDoc="0" locked="0" layoutInCell="1" allowOverlap="1" wp14:anchorId="540B792A" wp14:editId="07860C95">
+          <wp:simplePos x="0" y="0"/>
+          <wp:positionH relativeFrom="margin">
+            <wp:posOffset>188595</wp:posOffset>
+          </wp:positionH>
+          <wp:positionV relativeFrom="margin">
+            <wp:posOffset>-685800</wp:posOffset>
+          </wp:positionV>
+          <wp:extent cx="1701165" cy="495300"/>
+          <wp:effectExtent l="0" t="0" r="0" b="0"/>
+          <wp:wrapSquare wrapText="bothSides"/>
+          <wp:docPr id="418203377" name="Imagem 418203377" descr="Texto&#10;&#10;Descrição gerada automaticamente com confiança baixa"/>
+          <wp:cNvGraphicFramePr>
+            <a:graphicFrameLocks xmlns:a="http://schemas.openxmlformats.org/drawingml/2006/main" noChangeAspect="1"/>
+          </wp:cNvGraphicFramePr>
+          <a:graphic xmlns:a="http://schemas.openxmlformats.org/drawingml/2006/main">
+            <a:graphicData uri="http://schemas.openxmlformats.org/drawingml/2006/picture">
+              <pic:pic xmlns:pic="http://schemas.openxmlformats.org/drawingml/2006/picture">
+                <pic:nvPicPr>
+                  <pic:cNvPr id="1" name="Imagem 1" descr="Texto&#10;&#10;Descrição gerada automaticamente com confiança baixa"/>
+                  <pic:cNvPicPr/>
+                </pic:nvPicPr>
+                <pic:blipFill>
+                  <a:blip r:embed="rId1">
+                    <a:extLst>
+                      <a:ext uri="{28A0092B-C50C-407E-A947-70E740481C1C}">
+                        <a14:useLocalDpi xmlns:a14="http://schemas.microsoft.com/office/drawing/2010/main" val="0"/>
+                      </a:ext>
+                    </a:extLst>
+                  </a:blip>
+                  <a:stretch>
+                    <a:fillRect/>
+                  </a:stretch>
+                </pic:blipFill>
+                <pic:spPr>
+                  <a:xfrm>
+                    <a:off x="0" y="0"/>
+                    <a:ext cx="1701165" cy="495300"/>
+                  </a:xfrm>
+                  <a:prstGeom prst="rect">
+                    <a:avLst/>
+                  </a:prstGeom>
+                </pic:spPr>
+              </pic:pic>
+            </a:graphicData>
+          </a:graphic>
+          <wp14:sizeRelH relativeFrom="margin">
+            <wp14:pctWidth>0</wp14:pctWidth>
+          </wp14:sizeRelH>
+          <wp14:sizeRelV relativeFrom="margin">
+            <wp14:pctHeight>0</wp14:pctHeight>
+          </wp14:sizeRelV>
+        </wp:anchor>
+      </w:drawing>
+    </w:r>
+    <w:r>
+      <w:rPr>
+        <w:noProof/>
+        <w:lang w:eastAsia="pt-BR"/>
+      </w:rPr>
+      <w:drawing>
+        <wp:anchor distT="0" distB="0" distL="114300" distR="114300" simplePos="0" relativeHeight="251666944" behindDoc="0" locked="0" layoutInCell="1" allowOverlap="1" wp14:anchorId="40BF1D92" wp14:editId="1C198BE0">
+          <wp:simplePos x="0" y="0"/>
+          <wp:positionH relativeFrom="margin">
+            <wp:posOffset>5078095</wp:posOffset>
+          </wp:positionH>
+          <wp:positionV relativeFrom="margin">
+            <wp:posOffset>-959485</wp:posOffset>
+          </wp:positionV>
+          <wp:extent cx="771525" cy="949960"/>
+          <wp:effectExtent l="0" t="0" r="0" b="0"/>
+          <wp:wrapSquare wrapText="bothSides"/>
+          <wp:docPr id="1145892838" name="Imagem 1"/>
+          <wp:cNvGraphicFramePr>
+            <a:graphicFrameLocks xmlns:a="http://schemas.openxmlformats.org/drawingml/2006/main" noChangeAspect="1"/>
+          </wp:cNvGraphicFramePr>
+          <a:graphic xmlns:a="http://schemas.openxmlformats.org/drawingml/2006/main">
+            <a:graphicData uri="http://schemas.openxmlformats.org/drawingml/2006/picture">
+              <pic:pic xmlns:pic="http://schemas.openxmlformats.org/drawingml/2006/picture">
+                <pic:nvPicPr>
+                  <pic:cNvPr id="630864783" name="Imagem 630864783"/>
+                  <pic:cNvPicPr/>
+                </pic:nvPicPr>
+                <pic:blipFill>
+                  <a:blip r:embed="rId2">
+                    <a:extLst>
+                      <a:ext uri="{28A0092B-C50C-407E-A947-70E740481C1C}">
+                        <a14:useLocalDpi xmlns:a14="http://schemas.microsoft.com/office/drawing/2010/main" val="0"/>
+                      </a:ext>
+                    </a:extLst>
+                  </a:blip>
+                  <a:stretch>
+                    <a:fillRect/>
+                  </a:stretch>
+                </pic:blipFill>
+                <pic:spPr>
+                  <a:xfrm>
+                    <a:off x="0" y="0"/>
+                    <a:ext cx="771525" cy="949960"/>
+                  </a:xfrm>
+                  <a:prstGeom prst="rect">
+                    <a:avLst/>
+                  </a:prstGeom>
+                </pic:spPr>
+              </pic:pic>
+            </a:graphicData>
+          </a:graphic>
+        </wp:anchor>
+      </w:drawing>
+    </w:r>
+  </w:p>
+</w:hdr>
+</file>
+
+<file path=word/numbering.xml><?xml version="1.0" encoding="utf-8"?>
+<w:numbering xmlns:wpc="http://schemas.microsoft.com/office/word/2010/wordprocessingCanvas" xmlns:mc="http://schemas.openxmlformats.org/markup-compatibility/2006" xmlns:o="urn:schemas-microsoft-com:office:office" xmlns:r="http://schemas.openxmlformats.org/officeDocument/2006/relationships" xmlns:m="http://schemas.openxmlformats.org/officeDocument/2006/math" xmlns:v="urn:schemas-microsoft-com:vml" xmlns:wp14="http://schemas.microsoft.com/office/word/2010/wordprocessingDrawing" xmlns:wp="http://schemas.openxmlformats.org/drawingml/2006/wordprocessingDrawing" xmlns:w10="urn:schemas-microsoft-com:office:word" xmlns:w="http://schemas.openxmlformats.org/wordprocessingml/2006/main" xmlns:w14="http://schemas.microsoft.com/office/word/2010/wordml" xmlns:wpg="http://schemas.microsoft.com/office/word/2010/wordprocessingGroup" xmlns:wpi="http://schemas.microsoft.com/office/word/2010/wordprocessingInk" xmlns:wne="http://schemas.microsoft.com/office/word/2006/wordml" xmlns:wps="http://schemas.microsoft.com/office/word/2010/wordprocessingShape" mc:Ignorable="w14 wp14">
+  <w:abstractNum w:abstractNumId="0">
+    <w:nsid w:val="01BB1458"/>
+    <w:multiLevelType w:val="multilevel"/>
+    <w:tmpl w:val="D48EDDB8"/>
+    <w:lvl w:ilvl="0">
+      <w:start w:val="1"/>
+      <w:numFmt w:val="decimal"/>
+      <w:lvlText w:val="%1."/>
+      <w:lvlJc w:val="left"/>
+      <w:pPr>
+        <w:ind w:left="-349" w:hanging="360"/>
+      </w:pPr>
+      <w:rPr>
+        <w:rFonts w:hint="default"/>
+      </w:rPr>
+    </w:lvl>
+    <w:lvl w:ilvl="1">
+      <w:start w:val="1"/>
+      <w:numFmt w:val="decimal"/>
+      <w:isLgl/>
+      <w:lvlText w:val="%1.%2"/>
+      <w:lvlJc w:val="left"/>
+      <w:pPr>
+        <w:ind w:left="-304" w:hanging="405"/>
+      </w:pPr>
+      <w:rPr>
+        <w:rFonts w:hint="default"/>
+        <w:b/>
+        <w:color w:val="auto"/>
+        <w:sz w:val="20"/>
+        <w:szCs w:val="20"/>
+      </w:rPr>
+    </w:lvl>
+    <w:lvl w:ilvl="2">
+      <w:start w:val="1"/>
+      <w:numFmt w:val="decimal"/>
+      <w:isLgl/>
+      <w:lvlText w:val="%1.%2.%3"/>
+      <w:lvlJc w:val="left"/>
+      <w:pPr>
+        <w:ind w:left="11" w:hanging="720"/>
+      </w:pPr>
+      <w:rPr>
+        <w:rFonts w:hint="default"/>
+        <w:b/>
+        <w:color w:val="auto"/>
+        <w:sz w:val="22"/>
+      </w:rPr>
+    </w:lvl>
+    <w:lvl w:ilvl="3">
+      <w:start w:val="1"/>
+      <w:numFmt w:val="decimal"/>
+      <w:isLgl/>
+      <w:lvlText w:val="%1.%2.%3.%4"/>
+      <w:lvlJc w:val="left"/>
+      <w:pPr>
+        <w:ind w:left="11" w:hanging="720"/>
+      </w:pPr>
+      <w:rPr>
+        <w:rFonts w:hint="default"/>
+        <w:b/>
+        <w:color w:val="auto"/>
+        <w:sz w:val="24"/>
+        <w:szCs w:val="24"/>
+      </w:rPr>
+    </w:lvl>
+    <w:lvl w:ilvl="4">
+      <w:start w:val="1"/>
+      <w:numFmt w:val="decimal"/>
+      <w:isLgl/>
+      <w:lvlText w:val="%1.%2.%3.%4.%5"/>
+      <w:lvlJc w:val="left"/>
+      <w:pPr>
+        <w:ind w:left="371" w:hanging="1080"/>
+      </w:pPr>
+      <w:rPr>
+        <w:rFonts w:hint="default"/>
+        <w:b/>
+        <w:color w:val="auto"/>
+        <w:sz w:val="22"/>
+      </w:rPr>
+    </w:lvl>
+    <w:lvl w:ilvl="5">
+      <w:start w:val="1"/>
+      <w:numFmt w:val="decimal"/>
+      <w:isLgl/>
+      <w:lvlText w:val="%1.%2.%3.%4.%5.%6"/>
+      <w:lvlJc w:val="left"/>
+      <w:pPr>
+        <w:ind w:left="371" w:hanging="1080"/>
+      </w:pPr>
+      <w:rPr>
+        <w:rFonts w:hint="default"/>
+        <w:b/>
+        <w:color w:val="auto"/>
+        <w:sz w:val="22"/>
+      </w:rPr>
+    </w:lvl>
+    <w:lvl w:ilvl="6">
+      <w:start w:val="1"/>
+      <w:numFmt w:val="decimal"/>
+      <w:isLgl/>
+      <w:lvlText w:val="%1.%2.%3.%4.%5.%6.%7"/>
+      <w:lvlJc w:val="left"/>
+      <w:pPr>
+        <w:ind w:left="731" w:hanging="1440"/>
+      </w:pPr>
+      <w:rPr>
+        <w:rFonts w:hint="default"/>
+        <w:b/>
+        <w:color w:val="auto"/>
+        <w:sz w:val="22"/>
+      </w:rPr>
+    </w:lvl>
+    <w:lvl w:ilvl="7">
+      <w:start w:val="1"/>
+      <w:numFmt w:val="decimal"/>
+      <w:isLgl/>
+      <w:lvlText w:val="%1.%2.%3.%4.%5.%6.%7.%8"/>
+      <w:lvlJc w:val="left"/>
+      <w:pPr>
+        <w:ind w:left="731" w:hanging="1440"/>
+      </w:pPr>
+      <w:rPr>
+        <w:rFonts w:hint="default"/>
+        <w:b/>
+        <w:color w:val="auto"/>
+        <w:sz w:val="22"/>
+      </w:rPr>
+    </w:lvl>
+    <w:lvl w:ilvl="8">
+      <w:start w:val="1"/>
+      <w:numFmt w:val="decimal"/>
+      <w:isLgl/>
+      <w:lvlText w:val="%1.%2.%3.%4.%5.%6.%7.%8.%9"/>
+      <w:lvlJc w:val="left"/>
+      <w:pPr>
+        <w:ind w:left="1091" w:hanging="1800"/>
+      </w:pPr>
+      <w:rPr>
+        <w:rFonts w:hint="default"/>
+        <w:b/>
+        <w:color w:val="auto"/>
+        <w:sz w:val="22"/>
+      </w:rPr>
+    </w:lvl>
+  </w:abstractNum>
+  <w:abstractNum w:abstractNumId="1">
+    <w:nsid w:val="02E77731"/>
+    <w:multiLevelType w:val="multilevel"/>
+    <w:tmpl w:val="9FFE76E4"/>
+    <w:lvl w:ilvl="0">
+      <w:start w:val="1"/>
+      <w:numFmt w:val="decimal"/>
+      <w:lvlText w:val="%1"/>
+      <w:lvlJc w:val="left"/>
+      <w:pPr>
+        <w:ind w:left="360" w:hanging="360"/>
+      </w:pPr>
+      <w:rPr>
+        <w:b/>
+        <w:bCs/>
+      </w:rPr>
+    </w:lvl>
+    <w:lvl w:ilvl="1">
+      <w:start w:val="1"/>
+      <w:numFmt w:val="decimal"/>
+      <w:lvlText w:val="%1.%2"/>
+      <w:lvlJc w:val="left"/>
+      <w:pPr>
+        <w:ind w:left="2061" w:hanging="360"/>
+      </w:pPr>
+    </w:lvl>
+    <w:lvl w:ilvl="2">
+      <w:start w:val="1"/>
+      <w:numFmt w:val="decimal"/>
+      <w:lvlText w:val="%1.%2.%3"/>
+      <w:lvlJc w:val="left"/>
+      <w:pPr>
+        <w:ind w:left="4122" w:hanging="720"/>
+      </w:pPr>
+    </w:lvl>
+    <w:lvl w:ilvl="3">
+      <w:start w:val="1"/>
+      <w:numFmt w:val="decimal"/>
+      <w:lvlText w:val="%1.%2.%3.%4"/>
+      <w:lvlJc w:val="left"/>
+      <w:pPr>
+        <w:ind w:left="5823" w:hanging="720"/>
+      </w:pPr>
+    </w:lvl>
+    <w:lvl w:ilvl="4">
+      <w:start w:val="1"/>
+      <w:numFmt w:val="decimal"/>
+      <w:lvlText w:val="%1.%2.%3.%4.%5"/>
+      <w:lvlJc w:val="left"/>
+      <w:pPr>
+        <w:ind w:left="7884" w:hanging="1080"/>
+      </w:pPr>
+    </w:lvl>
+    <w:lvl w:ilvl="5">
+      <w:start w:val="1"/>
+      <w:numFmt w:val="decimal"/>
+      <w:lvlText w:val="%1.%2.%3.%4.%5.%6"/>
+      <w:lvlJc w:val="left"/>
+      <w:pPr>
+        <w:ind w:left="9585" w:hanging="1080"/>
+      </w:pPr>
+    </w:lvl>
+    <w:lvl w:ilvl="6">
+      <w:start w:val="1"/>
+      <w:numFmt w:val="decimal"/>
+      <w:lvlText w:val="%1.%2.%3.%4.%5.%6.%7"/>
+      <w:lvlJc w:val="left"/>
+      <w:pPr>
+        <w:ind w:left="11646" w:hanging="1440"/>
+      </w:pPr>
+    </w:lvl>
+    <w:lvl w:ilvl="7">
+      <w:start w:val="1"/>
+      <w:numFmt w:val="decimal"/>
+      <w:lvlText w:val="%1.%2.%3.%4.%5.%6.%7.%8"/>
+      <w:lvlJc w:val="left"/>
+      <w:pPr>
+        <w:ind w:left="13347" w:hanging="1440"/>
+      </w:pPr>
+    </w:lvl>
+    <w:lvl w:ilvl="8">
+      <w:start w:val="1"/>
+      <w:numFmt w:val="decimal"/>
+      <w:lvlText w:val="%1.%2.%3.%4.%5.%6.%7.%8.%9"/>
+      <w:lvlJc w:val="left"/>
+      <w:pPr>
+        <w:ind w:left="15408" w:hanging="1800"/>
+      </w:pPr>
+    </w:lvl>
+  </w:abstractNum>
+  <w:abstractNum w:abstractNumId="2">
+    <w:nsid w:val="042C3255"/>
+    <w:multiLevelType w:val="hybridMultilevel"/>
+    <w:tmpl w:val="0E74FABC"/>
+    <w:lvl w:ilvl="0" w:tplc="04160019">
+      <w:start w:val="1"/>
+      <w:numFmt w:val="lowerLetter"/>
+      <w:lvlText w:val="%1."/>
+      <w:lvlJc w:val="left"/>
+      <w:pPr>
+        <w:ind w:left="720" w:hanging="360"/>
+      </w:pPr>
+    </w:lvl>
+    <w:lvl w:ilvl="1" w:tplc="C44E996E">
+      <w:start w:val="1"/>
+      <w:numFmt w:val="lowerLetter"/>
+      <w:lvlText w:val="%2."/>
+      <w:lvlJc w:val="left"/>
+      <w:pPr>
+        <w:ind w:left="1440" w:hanging="360"/>
+      </w:pPr>
+      <w:rPr>
+        <w:b/>
+        <w:bCs/>
+      </w:rPr>
+    </w:lvl>
+    <w:lvl w:ilvl="2" w:tplc="0416001B" w:tentative="1">
+      <w:start w:val="1"/>
+      <w:numFmt w:val="lowerRoman"/>
+      <w:lvlText w:val="%3."/>
+      <w:lvlJc w:val="right"/>
+      <w:pPr>
+        <w:ind w:left="2160" w:hanging="180"/>
+      </w:pPr>
+    </w:lvl>
+    <w:lvl w:ilvl="3" w:tplc="0416000F" w:tentative="1">
+      <w:start w:val="1"/>
+      <w:numFmt w:val="decimal"/>
+      <w:lvlText w:val="%4."/>
+      <w:lvlJc w:val="left"/>
+      <w:pPr>
+        <w:ind w:left="2880" w:hanging="360"/>
+      </w:pPr>
+    </w:lvl>
+    <w:lvl w:ilvl="4" w:tplc="04160019" w:tentative="1">
+      <w:start w:val="1"/>
+      <w:numFmt w:val="lowerLetter"/>
+      <w:lvlText w:val="%5."/>
+      <w:lvlJc w:val="left"/>
+      <w:pPr>
+        <w:ind w:left="3600" w:hanging="360"/>
+      </w:pPr>
+    </w:lvl>
+    <w:lvl w:ilvl="5" w:tplc="0416001B" w:tentative="1">
+      <w:start w:val="1"/>
+      <w:numFmt w:val="lowerRoman"/>
+      <w:lvlText w:val="%6."/>
+      <w:lvlJc w:val="right"/>
+      <w:pPr>
+        <w:ind w:left="4320" w:hanging="180"/>
+      </w:pPr>
+    </w:lvl>
+    <w:lvl w:ilvl="6" w:tplc="0416000F" w:tentative="1">
+      <w:start w:val="1"/>
+      <w:numFmt w:val="decimal"/>
+      <w:lvlText w:val="%7."/>
+      <w:lvlJc w:val="left"/>
+      <w:pPr>
+        <w:ind w:left="5040" w:hanging="360"/>
+      </w:pPr>
+    </w:lvl>
+    <w:lvl w:ilvl="7" w:tplc="04160019" w:tentative="1">
+      <w:start w:val="1"/>
+      <w:numFmt w:val="lowerLetter"/>
+      <w:lvlText w:val="%8."/>
+      <w:lvlJc w:val="left"/>
+      <w:pPr>
+        <w:ind w:left="5760" w:hanging="360"/>
+      </w:pPr>
+    </w:lvl>
+    <w:lvl w:ilvl="8" w:tplc="0416001B" w:tentative="1">
+      <w:start w:val="1"/>
+      <w:numFmt w:val="lowerRoman"/>
+      <w:lvlText w:val="%9."/>
+      <w:lvlJc w:val="right"/>
+      <w:pPr>
+        <w:ind w:left="6480" w:hanging="180"/>
+      </w:pPr>
+    </w:lvl>
+  </w:abstractNum>
+  <w:abstractNum w:abstractNumId="3">
+    <w:nsid w:val="16B97042"/>
+    <w:multiLevelType w:val="multilevel"/>
+    <w:tmpl w:val="E91EDD9A"/>
+    <w:lvl w:ilvl="0">
+      <w:start w:val="1"/>
+      <w:numFmt w:val="bullet"/>
+      <w:lvlText w:val=""/>
+      <w:lvlJc w:val="left"/>
+      <w:pPr>
+        <w:tabs>
+          <w:tab w:val="num" w:pos="720"/>
+        </w:tabs>
+        <w:ind w:left="720" w:hanging="360"/>
+      </w:pPr>
+      <w:rPr>
+        <w:rFonts w:ascii="Symbol" w:hAnsi="Symbol" w:hint="default"/>
+        <w:sz w:val="20"/>
+      </w:rPr>
+    </w:lvl>
+    <w:lvl w:ilvl="1" w:tentative="1">
+      <w:start w:val="1"/>
+      <w:numFmt w:val="bullet"/>
+      <w:lvlText w:val="o"/>
+      <w:lvlJc w:val="left"/>
+      <w:pPr>
+        <w:tabs>
+          <w:tab w:val="num" w:pos="1440"/>
+        </w:tabs>
+        <w:ind w:left="1440" w:hanging="360"/>
+      </w:pPr>
+      <w:rPr>
+        <w:rFonts w:ascii="Courier New" w:hAnsi="Courier New" w:hint="default"/>
+        <w:sz w:val="20"/>
+      </w:rPr>
+    </w:lvl>
+    <w:lvl w:ilvl="2" w:tentative="1">
+      <w:start w:val="1"/>
+      <w:numFmt w:val="bullet"/>
+      <w:lvlText w:val=""/>
+      <w:lvlJc w:val="left"/>
+      <w:pPr>
+        <w:tabs>
+          <w:tab w:val="num" w:pos="2160"/>
+        </w:tabs>
+        <w:ind w:left="2160" w:hanging="360"/>
+      </w:pPr>
+      <w:rPr>
+        <w:rFonts w:ascii="Wingdings" w:hAnsi="Wingdings" w:hint="default"/>
+        <w:sz w:val="20"/>
+      </w:rPr>
+    </w:lvl>
+    <w:lvl w:ilvl="3" w:tentative="1">
+      <w:start w:val="1"/>
+      <w:numFmt w:val="bullet"/>
+      <w:lvlText w:val=""/>
+      <w:lvlJc w:val="left"/>
+      <w:pPr>
+        <w:tabs>
+          <w:tab w:val="num" w:pos="2880"/>
+        </w:tabs>
+        <w:ind w:left="2880" w:hanging="360"/>
+      </w:pPr>
+      <w:rPr>
+        <w:rFonts w:ascii="Wingdings" w:hAnsi="Wingdings" w:hint="default"/>
+        <w:sz w:val="20"/>
+      </w:rPr>
+    </w:lvl>
+    <w:lvl w:ilvl="4" w:tentative="1">
+      <w:start w:val="1"/>
+      <w:numFmt w:val="bullet"/>
+      <w:lvlText w:val=""/>
+      <w:lvlJc w:val="left"/>
+      <w:pPr>
+        <w:tabs>
+          <w:tab w:val="num" w:pos="3600"/>
+        </w:tabs>
+        <w:ind w:left="3600" w:hanging="360"/>
+      </w:pPr>
+      <w:rPr>
+        <w:rFonts w:ascii="Wingdings" w:hAnsi="Wingdings" w:hint="default"/>
+        <w:sz w:val="20"/>
+      </w:rPr>
+    </w:lvl>
+    <w:lvl w:ilvl="5" w:tentative="1">
+      <w:start w:val="1"/>
+      <w:numFmt w:val="bullet"/>
+      <w:lvlText w:val=""/>
+      <w:lvlJc w:val="left"/>
+      <w:pPr>
+        <w:tabs>
+          <w:tab w:val="num" w:pos="4320"/>
+        </w:tabs>
+        <w:ind w:left="4320" w:hanging="360"/>
+      </w:pPr>
+      <w:rPr>
+        <w:rFonts w:ascii="Wingdings" w:hAnsi="Wingdings" w:hint="default"/>
+        <w:sz w:val="20"/>
+      </w:rPr>
+    </w:lvl>
+    <w:lvl w:ilvl="6" w:tentative="1">
+      <w:start w:val="1"/>
+      <w:numFmt w:val="bullet"/>
+      <w:lvlText w:val=""/>
+      <w:lvlJc w:val="left"/>
+      <w:pPr>
+        <w:tabs>
+          <w:tab w:val="num" w:pos="5040"/>
+        </w:tabs>
+        <w:ind w:left="5040" w:hanging="360"/>
+      </w:pPr>
+      <w:rPr>
+        <w:rFonts w:ascii="Wingdings" w:hAnsi="Wingdings" w:hint="default"/>
+        <w:sz w:val="20"/>
+      </w:rPr>
+    </w:lvl>
+    <w:lvl w:ilvl="7" w:tentative="1">
+      <w:start w:val="1"/>
+      <w:numFmt w:val="bullet"/>
+      <w:lvlText w:val=""/>
+      <w:lvlJc w:val="left"/>
+      <w:pPr>
+        <w:tabs>
+          <w:tab w:val="num" w:pos="5760"/>
+        </w:tabs>
+        <w:ind w:left="5760" w:hanging="360"/>
+      </w:pPr>
+      <w:rPr>
+        <w:rFonts w:ascii="Wingdings" w:hAnsi="Wingdings" w:hint="default"/>
+        <w:sz w:val="20"/>
+      </w:rPr>
+    </w:lvl>
+    <w:lvl w:ilvl="8" w:tentative="1">
+      <w:start w:val="1"/>
+      <w:numFmt w:val="bullet"/>
+      <w:lvlText w:val=""/>
+      <w:lvlJc w:val="left"/>
+      <w:pPr>
+        <w:tabs>
+          <w:tab w:val="num" w:pos="6480"/>
+        </w:tabs>
+        <w:ind w:left="6480" w:hanging="360"/>
+      </w:pPr>
+      <w:rPr>
+        <w:rFonts w:ascii="Wingdings" w:hAnsi="Wingdings" w:hint="default"/>
+        <w:sz w:val="20"/>
+      </w:rPr>
+    </w:lvl>
+  </w:abstractNum>
+  <w:abstractNum w:abstractNumId="4">
+    <w:nsid w:val="3BF867E9"/>
+    <w:multiLevelType w:val="multilevel"/>
+    <w:tmpl w:val="0930D13C"/>
+    <w:lvl w:ilvl="0">
+      <w:start w:val="1"/>
+      <w:numFmt w:val="decimal"/>
+      <w:suff w:val="space"/>
+      <w:lvlText w:val="%1."/>
+      <w:lvlJc w:val="left"/>
+      <w:pPr>
+        <w:ind w:left="720" w:hanging="360"/>
+      </w:pPr>
+      <w:rPr>
+        <w:rFonts w:hint="default"/>
+        <w:b/>
+        <w:bCs/>
+      </w:rPr>
+    </w:lvl>
+    <w:lvl w:ilvl="1">
+      <w:start w:val="1"/>
+      <w:numFmt w:val="decimal"/>
+      <w:isLgl/>
+      <w:lvlText w:val="%1.%2"/>
+      <w:lvlJc w:val="left"/>
+      <w:pPr>
+        <w:ind w:left="1068" w:hanging="360"/>
+      </w:pPr>
+      <w:rPr>
+        <w:rFonts w:hint="default"/>
+      </w:rPr>
+    </w:lvl>
+    <w:lvl w:ilvl="2">
+      <w:start w:val="1"/>
+      <w:numFmt w:val="decimal"/>
+      <w:isLgl/>
+      <w:lvlText w:val="%1.%2.%3"/>
+      <w:lvlJc w:val="left"/>
+      <w:pPr>
+        <w:ind w:left="1776" w:hanging="720"/>
+      </w:pPr>
+      <w:rPr>
+        <w:rFonts w:hint="default"/>
+        <w:b/>
+        <w:bCs/>
+      </w:rPr>
+    </w:lvl>
+    <w:lvl w:ilvl="3">
+      <w:start w:val="1"/>
+      <w:numFmt w:val="decimal"/>
+      <w:isLgl/>
+      <w:lvlText w:val="%1.%2.%3.%4"/>
+      <w:lvlJc w:val="left"/>
+      <w:pPr>
+        <w:ind w:left="2124" w:hanging="720"/>
+      </w:pPr>
+      <w:rPr>
+        <w:rFonts w:hint="default"/>
+        <w:b/>
+        <w:bCs/>
+      </w:rPr>
+    </w:lvl>
+    <w:lvl w:ilvl="4">
+      <w:start w:val="1"/>
+      <w:numFmt w:val="decimal"/>
+      <w:isLgl/>
+      <w:lvlText w:val="%1.%2.%3.%4.%5"/>
+      <w:lvlJc w:val="left"/>
+      <w:pPr>
+        <w:ind w:left="2832" w:hanging="1080"/>
+      </w:pPr>
+      <w:rPr>
+        <w:rFonts w:hint="default"/>
+      </w:rPr>
+    </w:lvl>
+    <w:lvl w:ilvl="5">
+      <w:start w:val="1"/>
+      <w:numFmt w:val="decimal"/>
+      <w:isLgl/>
+      <w:lvlText w:val="%1.%2.%3.%4.%5.%6"/>
+      <w:lvlJc w:val="left"/>
+      <w:pPr>
+        <w:ind w:left="3180" w:hanging="1080"/>
+      </w:pPr>
+      <w:rPr>
+        <w:rFonts w:hint="default"/>
+      </w:rPr>
+    </w:lvl>
+    <w:lvl w:ilvl="6">
+      <w:start w:val="1"/>
+      <w:numFmt w:val="decimal"/>
+      <w:isLgl/>
+      <w:lvlText w:val="%1.%2.%3.%4.%5.%6.%7"/>
+      <w:lvlJc w:val="left"/>
+      <w:pPr>
+        <w:ind w:left="3888" w:hanging="1440"/>
+      </w:pPr>
+      <w:rPr>
+        <w:rFonts w:hint="default"/>
+      </w:rPr>
+    </w:lvl>
+    <w:lvl w:ilvl="7">
+      <w:start w:val="1"/>
+      <w:numFmt w:val="decimal"/>
+      <w:isLgl/>
+      <w:lvlText w:val="%1.%2.%3.%4.%5.%6.%7.%8"/>
+      <w:lvlJc w:val="left"/>
+      <w:pPr>
+        <w:ind w:left="4236" w:hanging="1440"/>
+      </w:pPr>
+      <w:rPr>
+        <w:rFonts w:hint="default"/>
+      </w:rPr>
+    </w:lvl>
+    <w:lvl w:ilvl="8">
+      <w:start w:val="1"/>
+      <w:numFmt w:val="decimal"/>
+      <w:isLgl/>
+      <w:lvlText w:val="%1.%2.%3.%4.%5.%6.%7.%8.%9"/>
+      <w:lvlJc w:val="left"/>
+      <w:pPr>
+        <w:ind w:left="4944" w:hanging="1800"/>
+      </w:pPr>
+      <w:rPr>
+        <w:rFonts w:hint="default"/>
+      </w:rPr>
+    </w:lvl>
+  </w:abstractNum>
+  <w:abstractNum w:abstractNumId="5">
+    <w:nsid w:val="45BF01B8"/>
+    <w:multiLevelType w:val="hybridMultilevel"/>
+    <w:tmpl w:val="489AB266"/>
+    <w:lvl w:ilvl="0" w:tplc="6D5A7EBC">
+      <w:start w:val="1"/>
+      <w:numFmt w:val="decimal"/>
+      <w:lvlText w:val="%1"/>
+      <w:lvlJc w:val="left"/>
+      <w:pPr>
+        <w:ind w:left="480" w:hanging="360"/>
+      </w:pPr>
+      <w:rPr>
+        <w:rFonts w:hint="default"/>
+      </w:rPr>
+    </w:lvl>
+    <w:lvl w:ilvl="1" w:tplc="04160019" w:tentative="1">
+      <w:start w:val="1"/>
+      <w:numFmt w:val="lowerLetter"/>
+      <w:lvlText w:val="%2."/>
+      <w:lvlJc w:val="left"/>
+      <w:pPr>
+        <w:ind w:left="1200" w:hanging="360"/>
+      </w:pPr>
+    </w:lvl>
+    <w:lvl w:ilvl="2" w:tplc="0416001B" w:tentative="1">
+      <w:start w:val="1"/>
+      <w:numFmt w:val="lowerRoman"/>
+      <w:lvlText w:val="%3."/>
+      <w:lvlJc w:val="right"/>
+      <w:pPr>
+        <w:ind w:left="1920" w:hanging="180"/>
+      </w:pPr>
+    </w:lvl>
+    <w:lvl w:ilvl="3" w:tplc="0416000F" w:tentative="1">
+      <w:start w:val="1"/>
+      <w:numFmt w:val="decimal"/>
+      <w:lvlText w:val="%4."/>
+      <w:lvlJc w:val="left"/>
+      <w:pPr>
+        <w:ind w:left="2640" w:hanging="360"/>
+      </w:pPr>
+    </w:lvl>
+    <w:lvl w:ilvl="4" w:tplc="04160019" w:tentative="1">
+      <w:start w:val="1"/>
+      <w:numFmt w:val="lowerLetter"/>
+      <w:lvlText w:val="%5."/>
+      <w:lvlJc w:val="left"/>
+      <w:pPr>
+        <w:ind w:left="3360" w:hanging="360"/>
+      </w:pPr>
+    </w:lvl>
+    <w:lvl w:ilvl="5" w:tplc="0416001B" w:tentative="1">
+      <w:start w:val="1"/>
+      <w:numFmt w:val="lowerRoman"/>
+      <w:lvlText w:val="%6."/>
+      <w:lvlJc w:val="right"/>
+      <w:pPr>
+        <w:ind w:left="4080" w:hanging="180"/>
+      </w:pPr>
+    </w:lvl>
+    <w:lvl w:ilvl="6" w:tplc="0416000F" w:tentative="1">
+      <w:start w:val="1"/>
+      <w:numFmt w:val="decimal"/>
+      <w:lvlText w:val="%7."/>
+      <w:lvlJc w:val="left"/>
+      <w:pPr>
+        <w:ind w:left="4800" w:hanging="360"/>
+      </w:pPr>
+    </w:lvl>
+    <w:lvl w:ilvl="7" w:tplc="04160019" w:tentative="1">
+      <w:start w:val="1"/>
+      <w:numFmt w:val="lowerLetter"/>
+      <w:lvlText w:val="%8."/>
+      <w:lvlJc w:val="left"/>
+      <w:pPr>
+        <w:ind w:left="5520" w:hanging="360"/>
+      </w:pPr>
+    </w:lvl>
+    <w:lvl w:ilvl="8" w:tplc="0416001B" w:tentative="1">
+      <w:start w:val="1"/>
+      <w:numFmt w:val="lowerRoman"/>
+      <w:lvlText w:val="%9."/>
+      <w:lvlJc w:val="right"/>
+      <w:pPr>
+        <w:ind w:left="6240" w:hanging="180"/>
+      </w:pPr>
+    </w:lvl>
+  </w:abstractNum>
+  <w:abstractNum w:abstractNumId="6">
+    <w:nsid w:val="473E4FE7"/>
+    <w:multiLevelType w:val="hybridMultilevel"/>
+    <w:tmpl w:val="465A48CE"/>
+    <w:lvl w:ilvl="0" w:tplc="0416000D">
+      <w:start w:val="1"/>
+      <w:numFmt w:val="bullet"/>
+      <w:lvlText w:val=""/>
+      <w:lvlJc w:val="left"/>
+      <w:pPr>
+        <w:ind w:left="720" w:hanging="360"/>
+      </w:pPr>
+      <w:rPr>
+        <w:rFonts w:ascii="Wingdings" w:hAnsi="Wingdings" w:hint="default"/>
+      </w:rPr>
+    </w:lvl>
+    <w:lvl w:ilvl="1" w:tplc="04160003" w:tentative="1">
+      <w:start w:val="1"/>
+      <w:numFmt w:val="bullet"/>
+      <w:lvlText w:val="o"/>
+      <w:lvlJc w:val="left"/>
+      <w:pPr>
+        <w:ind w:left="1440" w:hanging="360"/>
+      </w:pPr>
+      <w:rPr>
+        <w:rFonts w:ascii="Courier New" w:hAnsi="Courier New" w:cs="Courier New" w:hint="default"/>
+      </w:rPr>
+    </w:lvl>
+    <w:lvl w:ilvl="2" w:tplc="04160005" w:tentative="1">
+      <w:start w:val="1"/>
+      <w:numFmt w:val="bullet"/>
+      <w:lvlText w:val=""/>
+      <w:lvlJc w:val="left"/>
+      <w:pPr>
+        <w:ind w:left="2160" w:hanging="360"/>
+      </w:pPr>
+      <w:rPr>
+        <w:rFonts w:ascii="Wingdings" w:hAnsi="Wingdings" w:hint="default"/>
+      </w:rPr>
+    </w:lvl>
+    <w:lvl w:ilvl="3" w:tplc="04160001" w:tentative="1">
+      <w:start w:val="1"/>
+      <w:numFmt w:val="bullet"/>
+      <w:lvlText w:val=""/>
+      <w:lvlJc w:val="left"/>
+      <w:pPr>
+        <w:ind w:left="2880" w:hanging="360"/>
+      </w:pPr>
+      <w:rPr>
+        <w:rFonts w:ascii="Symbol" w:hAnsi="Symbol" w:hint="default"/>
+      </w:rPr>
+    </w:lvl>
+    <w:lvl w:ilvl="4" w:tplc="04160003" w:tentative="1">
+      <w:start w:val="1"/>
+      <w:numFmt w:val="bullet"/>
+      <w:lvlText w:val="o"/>
+      <w:lvlJc w:val="left"/>
+      <w:pPr>
+        <w:ind w:left="3600" w:hanging="360"/>
+      </w:pPr>
+      <w:rPr>
+        <w:rFonts w:ascii="Courier New" w:hAnsi="Courier New" w:cs="Courier New" w:hint="default"/>
+      </w:rPr>
+    </w:lvl>
+    <w:lvl w:ilvl="5" w:tplc="04160005" w:tentative="1">
+      <w:start w:val="1"/>
+      <w:numFmt w:val="bullet"/>
+      <w:lvlText w:val=""/>
+      <w:lvlJc w:val="left"/>
+      <w:pPr>
+        <w:ind w:left="4320" w:hanging="360"/>
+      </w:pPr>
+      <w:rPr>
+        <w:rFonts w:ascii="Wingdings" w:hAnsi="Wingdings" w:hint="default"/>
+      </w:rPr>
+    </w:lvl>
+    <w:lvl w:ilvl="6" w:tplc="04160001" w:tentative="1">
+      <w:start w:val="1"/>
+      <w:numFmt w:val="bullet"/>
+      <w:lvlText w:val=""/>
+      <w:lvlJc w:val="left"/>
+      <w:pPr>
+        <w:ind w:left="5040" w:hanging="360"/>
+      </w:pPr>
+      <w:rPr>
+        <w:rFonts w:ascii="Symbol" w:hAnsi="Symbol" w:hint="default"/>
+      </w:rPr>
+    </w:lvl>
+    <w:lvl w:ilvl="7" w:tplc="04160003" w:tentative="1">
+      <w:start w:val="1"/>
+      <w:numFmt w:val="bullet"/>
+      <w:lvlText w:val="o"/>
+      <w:lvlJc w:val="left"/>
+      <w:pPr>
+        <w:ind w:left="5760" w:hanging="360"/>
+      </w:pPr>
+      <w:rPr>
+        <w:rFonts w:ascii="Courier New" w:hAnsi="Courier New" w:cs="Courier New" w:hint="default"/>
+      </w:rPr>
+    </w:lvl>
+    <w:lvl w:ilvl="8" w:tplc="04160005" w:tentative="1">
+      <w:start w:val="1"/>
+      <w:numFmt w:val="bullet"/>
+      <w:lvlText w:val=""/>
+      <w:lvlJc w:val="left"/>
+      <w:pPr>
+        <w:ind w:left="6480" w:hanging="360"/>
+      </w:pPr>
+      <w:rPr>
+        <w:rFonts w:ascii="Wingdings" w:hAnsi="Wingdings" w:hint="default"/>
+      </w:rPr>
+    </w:lvl>
+  </w:abstractNum>
+  <w:abstractNum w:abstractNumId="7">
+    <w:nsid w:val="5C7E2694"/>
+    <w:multiLevelType w:val="multilevel"/>
+    <w:tmpl w:val="F3ACAAE8"/>
+    <w:lvl w:ilvl="0">
+      <w:start w:val="1"/>
+      <w:numFmt w:val="decimal"/>
+      <w:suff w:val="space"/>
+      <w:lvlText w:val="%1."/>
+      <w:lvlJc w:val="left"/>
+      <w:pPr>
+        <w:ind w:left="720" w:hanging="360"/>
+      </w:pPr>
+      <w:rPr>
+        <w:rFonts w:hint="default"/>
+        <w:b/>
+        <w:bCs/>
+      </w:rPr>
+    </w:lvl>
+    <w:lvl w:ilvl="1">
+      <w:start w:val="5"/>
+      <w:numFmt w:val="decimal"/>
+      <w:isLgl/>
+      <w:lvlText w:val="%1.%2"/>
+      <w:lvlJc w:val="left"/>
+      <w:pPr>
+        <w:ind w:left="1068" w:hanging="360"/>
+      </w:pPr>
+      <w:rPr>
+        <w:rFonts w:hint="default"/>
+      </w:rPr>
+    </w:lvl>
+    <w:lvl w:ilvl="2">
+      <w:start w:val="1"/>
+      <w:numFmt w:val="decimal"/>
+      <w:isLgl/>
+      <w:lvlText w:val="%1.%2.%3"/>
+      <w:lvlJc w:val="left"/>
+      <w:pPr>
+        <w:ind w:left="1776" w:hanging="720"/>
+      </w:pPr>
+      <w:rPr>
+        <w:rFonts w:hint="default"/>
+        <w:b/>
+        <w:bCs/>
+      </w:rPr>
+    </w:lvl>
+    <w:lvl w:ilvl="3">
+      <w:start w:val="1"/>
+      <w:numFmt w:val="decimal"/>
+      <w:isLgl/>
+      <w:lvlText w:val="%1.%2.%3.%4"/>
+      <w:lvlJc w:val="left"/>
+      <w:pPr>
+        <w:ind w:left="2124" w:hanging="720"/>
+      </w:pPr>
+      <w:rPr>
+        <w:rFonts w:hint="default"/>
+        <w:b/>
+        <w:bCs/>
+      </w:rPr>
+    </w:lvl>
+    <w:lvl w:ilvl="4">
+      <w:start w:val="1"/>
+      <w:numFmt w:val="decimal"/>
+      <w:isLgl/>
+      <w:lvlText w:val="%1.%2.%3.%4.%5"/>
+      <w:lvlJc w:val="left"/>
+      <w:pPr>
+        <w:ind w:left="2832" w:hanging="1080"/>
+      </w:pPr>
+      <w:rPr>
+        <w:rFonts w:hint="default"/>
+      </w:rPr>
+    </w:lvl>
+    <w:lvl w:ilvl="5">
+      <w:start w:val="1"/>
+      <w:numFmt w:val="decimal"/>
+      <w:isLgl/>
+      <w:lvlText w:val="%1.%2.%3.%4.%5.%6"/>
+      <w:lvlJc w:val="left"/>
+      <w:pPr>
+        <w:ind w:left="3180" w:hanging="1080"/>
+      </w:pPr>
+      <w:rPr>
+        <w:rFonts w:hint="default"/>
+      </w:rPr>
+    </w:lvl>
+    <w:lvl w:ilvl="6">
+      <w:start w:val="1"/>
+      <w:numFmt w:val="decimal"/>
+      <w:isLgl/>
+      <w:lvlText w:val="%1.%2.%3.%4.%5.%6.%7"/>
+      <w:lvlJc w:val="left"/>
+      <w:pPr>
+        <w:ind w:left="3888" w:hanging="1440"/>
+      </w:pPr>
+      <w:rPr>
+        <w:rFonts w:hint="default"/>
+      </w:rPr>
+    </w:lvl>
+    <w:lvl w:ilvl="7">
+      <w:start w:val="1"/>
+      <w:numFmt w:val="decimal"/>
+      <w:isLgl/>
+      <w:lvlText w:val="%1.%2.%3.%4.%5.%6.%7.%8"/>
+      <w:lvlJc w:val="left"/>
+      <w:pPr>
+        <w:ind w:left="4236" w:hanging="1440"/>
+      </w:pPr>
+      <w:rPr>
+        <w:rFonts w:hint="default"/>
+      </w:rPr>
+    </w:lvl>
+    <w:lvl w:ilvl="8">
+      <w:start w:val="1"/>
+      <w:numFmt w:val="decimal"/>
+      <w:isLgl/>
+      <w:lvlText w:val="%1.%2.%3.%4.%5.%6.%7.%8.%9"/>
+      <w:lvlJc w:val="left"/>
+      <w:pPr>
+        <w:ind w:left="4944" w:hanging="1800"/>
+      </w:pPr>
+      <w:rPr>
+        <w:rFonts w:hint="default"/>
+      </w:rPr>
+    </w:lvl>
+  </w:abstractNum>
+  <w:abstractNum w:abstractNumId="8">
+    <w:nsid w:val="67B2675C"/>
+    <w:multiLevelType w:val="multilevel"/>
+    <w:tmpl w:val="11F669A2"/>
+    <w:lvl w:ilvl="0">
+      <w:start w:val="1"/>
+      <w:numFmt w:val="upperRoman"/>
+      <w:lvlText w:val="%1."/>
+      <w:lvlJc w:val="right"/>
+      <w:pPr>
+        <w:tabs>
+          <w:tab w:val="num" w:pos="0"/>
+        </w:tabs>
+        <w:ind w:left="720" w:hanging="360"/>
+      </w:pPr>
+    </w:lvl>
+    <w:lvl w:ilvl="1">
+      <w:start w:val="1"/>
+      <w:numFmt w:val="lowerLetter"/>
+      <w:lvlText w:val="%2."/>
+      <w:lvlJc w:val="left"/>
+      <w:pPr>
+        <w:tabs>
+          <w:tab w:val="num" w:pos="0"/>
+        </w:tabs>
+        <w:ind w:left="1440" w:hanging="360"/>
+      </w:pPr>
+    </w:lvl>
+    <w:lvl w:ilvl="2">
+      <w:start w:val="1"/>
+      <w:numFmt w:val="lowerRoman"/>
+      <w:lvlText w:val="%3."/>
+      <w:lvlJc w:val="right"/>
+      <w:pPr>
+        <w:tabs>
+          <w:tab w:val="num" w:pos="0"/>
+        </w:tabs>
+        <w:ind w:left="2160" w:hanging="180"/>
+      </w:pPr>
+    </w:lvl>
+    <w:lvl w:ilvl="3">
+      <w:start w:val="1"/>
+      <w:numFmt w:val="decimal"/>
+      <w:lvlText w:val="%4."/>
+      <w:lvlJc w:val="left"/>
+      <w:pPr>
+        <w:tabs>
+          <w:tab w:val="num" w:pos="0"/>
+        </w:tabs>
+        <w:ind w:left="2880" w:hanging="360"/>
+      </w:pPr>
+    </w:lvl>
+    <w:lvl w:ilvl="4">
+      <w:start w:val="1"/>
+      <w:numFmt w:val="lowerLetter"/>
+      <w:lvlText w:val="%5."/>
+      <w:lvlJc w:val="left"/>
+      <w:pPr>
+        <w:tabs>
+          <w:tab w:val="num" w:pos="0"/>
+        </w:tabs>
+        <w:ind w:left="3600" w:hanging="360"/>
+      </w:pPr>
+    </w:lvl>
+    <w:lvl w:ilvl="5">
+      <w:start w:val="1"/>
+      <w:numFmt w:val="lowerRoman"/>
+      <w:lvlText w:val="%6."/>
+      <w:lvlJc w:val="right"/>
+      <w:pPr>
+        <w:tabs>
+          <w:tab w:val="num" w:pos="0"/>
+        </w:tabs>
+        <w:ind w:left="4320" w:hanging="180"/>
+      </w:pPr>
+    </w:lvl>
+    <w:lvl w:ilvl="6">
+      <w:start w:val="1"/>
+      <w:numFmt w:val="decimal"/>
+      <w:lvlText w:val="%7."/>
+      <w:lvlJc w:val="left"/>
+      <w:pPr>
+        <w:tabs>
+          <w:tab w:val="num" w:pos="0"/>
+        </w:tabs>
+        <w:ind w:left="5040" w:hanging="360"/>
+      </w:pPr>
+    </w:lvl>
+    <w:lvl w:ilvl="7">
+      <w:start w:val="1"/>
+      <w:numFmt w:val="lowerLetter"/>
+      <w:lvlText w:val="%8."/>
+      <w:lvlJc w:val="left"/>
+      <w:pPr>
+        <w:tabs>
+          <w:tab w:val="num" w:pos="0"/>
+        </w:tabs>
+        <w:ind w:left="5760" w:hanging="360"/>
+      </w:pPr>
+    </w:lvl>
+    <w:lvl w:ilvl="8">
+      <w:start w:val="1"/>
+      <w:numFmt w:val="lowerRoman"/>
+      <w:lvlText w:val="%9."/>
+      <w:lvlJc w:val="right"/>
+      <w:pPr>
+        <w:tabs>
+          <w:tab w:val="num" w:pos="0"/>
+        </w:tabs>
+        <w:ind w:left="6480" w:hanging="180"/>
+      </w:pPr>
+    </w:lvl>
+  </w:abstractNum>
+  <w:num w:numId="1">
+    <w:abstractNumId w:val="0"/>
+  </w:num>
+  <w:num w:numId="2">
+    <w:abstractNumId w:val="6"/>
+  </w:num>
+  <w:num w:numId="3">
+    <w:abstractNumId w:val="1"/>
+  </w:num>
+  <w:num w:numId="4">
+    <w:abstractNumId w:val="8"/>
+    <w:lvlOverride w:ilvl="0">
+      <w:startOverride w:val="1"/>
+    </w:lvlOverride>
+    <w:lvlOverride w:ilvl="1">
+      <w:startOverride w:val="1"/>
+    </w:lvlOverride>
+    <w:lvlOverride w:ilvl="2">
+      <w:startOverride w:val="1"/>
+    </w:lvlOverride>
+    <w:lvlOverride w:ilvl="3">
+      <w:startOverride w:val="1"/>
+    </w:lvlOverride>
+    <w:lvlOverride w:ilvl="4">
+      <w:startOverride w:val="1"/>
+    </w:lvlOverride>
+    <w:lvlOverride w:ilvl="5">
+      <w:startOverride w:val="1"/>
+    </w:lvlOverride>
+    <w:lvlOverride w:ilvl="6">
+      <w:startOverride w:val="1"/>
+    </w:lvlOverride>
+    <w:lvlOverride w:ilvl="7">
+      <w:startOverride w:val="1"/>
+    </w:lvlOverride>
+    <w:lvlOverride w:ilvl="8">
+      <w:startOverride w:val="1"/>
+    </w:lvlOverride>
+  </w:num>
+  <w:num w:numId="5">
+    <w:abstractNumId w:val="2"/>
+  </w:num>
+  <w:num w:numId="6">
+    <w:abstractNumId w:val="5"/>
+  </w:num>
+  <w:num w:numId="7">
+    <w:abstractNumId w:val="7"/>
+  </w:num>
+  <w:num w:numId="8">
+    <w:abstractNumId w:val="4"/>
+  </w:num>
+  <w:num w:numId="9">
+    <w:abstractNumId w:val="3"/>
+  </w:num>
+</w:numbering>
 </file>
 
 <file path=word/styles.xml><?xml version="1.0" encoding="utf-8"?>
@@ -1342,15 +2822,15 @@
   <w:docDefaults>
     <w:rPrDefault>
       <w:rPr>
-        <w:rFonts w:ascii="Arial" w:eastAsia="Arial" w:hAnsi="Arial" w:cs="Arial"/>
+        <w:rFonts w:asciiTheme="minorHAnsi" w:eastAsiaTheme="minorHAnsi" w:hAnsiTheme="minorHAnsi" w:cstheme="minorBidi"/>
         <w:sz w:val="22"/>
         <w:szCs w:val="22"/>
-        <w:lang w:val="pt-BR" w:eastAsia="pt-BR" w:bidi="ar-SA"/>
+        <w:lang w:val="pt-BR" w:eastAsia="en-US" w:bidi="ar-SA"/>
       </w:rPr>
     </w:rPrDefault>
     <w:pPrDefault>
       <w:pPr>
-        <w:widowControl w:val="0"/>
+        <w:spacing w:after="160" w:line="259" w:lineRule="auto"/>
       </w:pPr>
     </w:pPrDefault>
   </w:docDefaults>
@@ -1377,6 +2857,7 @@
     <w:lsdException w:name="caption" w:uiPriority="35" w:qFormat="1"/>
     <w:lsdException w:name="Title" w:semiHidden="0" w:uiPriority="10" w:unhideWhenUsed="0" w:qFormat="1"/>
     <w:lsdException w:name="Default Paragraph Font" w:uiPriority="1"/>
+    <w:lsdException w:name="Body Text" w:uiPriority="0"/>
     <w:lsdException w:name="Subtitle" w:semiHidden="0" w:uiPriority="11" w:unhideWhenUsed="0" w:qFormat="1"/>
     <w:lsdException w:name="Strong" w:semiHidden="0" w:uiPriority="22" w:unhideWhenUsed="0" w:qFormat="1"/>
     <w:lsdException w:name="Emphasis" w:semiHidden="0" w:uiPriority="20" w:unhideWhenUsed="0" w:qFormat="1"/>
@@ -1495,138 +2976,8 @@
   </w:latentStyles>
   <w:style w:type="paragraph" w:default="1" w:styleId="Normal">
     <w:name w:val="Normal"/>
-  </w:style>
-  <w:style w:type="paragraph" w:styleId="Ttulo1">
-    <w:name w:val="heading 1"/>
-    <w:basedOn w:val="Normal"/>
-    <w:next w:val="Normal"/>
-    <w:pPr>
-      <w:pBdr>
-        <w:top w:val="nil"/>
-        <w:left w:val="nil"/>
-        <w:bottom w:val="nil"/>
-        <w:right w:val="nil"/>
-        <w:between w:val="nil"/>
-      </w:pBdr>
-      <w:spacing w:before="240" w:after="240"/>
-      <w:outlineLvl w:val="0"/>
-    </w:pPr>
-    <w:rPr>
-      <w:b/>
-      <w:bCs/>
-      <w:sz w:val="48"/>
-      <w:szCs w:val="48"/>
-    </w:rPr>
-  </w:style>
-  <w:style w:type="paragraph" w:styleId="Ttulo2">
-    <w:name w:val="heading 2"/>
-    <w:basedOn w:val="Normal"/>
-    <w:next w:val="Normal"/>
-    <w:pPr>
-      <w:pBdr>
-        <w:top w:val="nil"/>
-        <w:left w:val="nil"/>
-        <w:bottom w:val="nil"/>
-        <w:right w:val="nil"/>
-        <w:between w:val="nil"/>
-      </w:pBdr>
-      <w:spacing w:before="225" w:after="225"/>
-      <w:outlineLvl w:val="1"/>
-    </w:pPr>
-    <w:rPr>
-      <w:b/>
-      <w:bCs/>
-      <w:sz w:val="36"/>
-      <w:szCs w:val="36"/>
-    </w:rPr>
-  </w:style>
-  <w:style w:type="paragraph" w:styleId="Ttulo3">
-    <w:name w:val="heading 3"/>
-    <w:basedOn w:val="Normal"/>
-    <w:next w:val="Normal"/>
-    <w:pPr>
-      <w:pBdr>
-        <w:top w:val="nil"/>
-        <w:left w:val="nil"/>
-        <w:bottom w:val="nil"/>
-        <w:right w:val="nil"/>
-        <w:between w:val="nil"/>
-      </w:pBdr>
-      <w:spacing w:before="240" w:after="240"/>
-      <w:outlineLvl w:val="2"/>
-    </w:pPr>
-    <w:rPr>
-      <w:b/>
-      <w:bCs/>
-      <w:sz w:val="28"/>
-      <w:szCs w:val="28"/>
-    </w:rPr>
-  </w:style>
-  <w:style w:type="paragraph" w:styleId="Ttulo4">
-    <w:name w:val="heading 4"/>
-    <w:basedOn w:val="Normal"/>
-    <w:next w:val="Normal"/>
-    <w:pPr>
-      <w:pBdr>
-        <w:top w:val="nil"/>
-        <w:left w:val="nil"/>
-        <w:bottom w:val="nil"/>
-        <w:right w:val="nil"/>
-        <w:between w:val="nil"/>
-      </w:pBdr>
-      <w:spacing w:before="255" w:after="255"/>
-      <w:outlineLvl w:val="3"/>
-    </w:pPr>
-    <w:rPr>
-      <w:b/>
-      <w:bCs/>
-      <w:sz w:val="24"/>
-      <w:szCs w:val="24"/>
-    </w:rPr>
-  </w:style>
-  <w:style w:type="paragraph" w:styleId="Ttulo5">
-    <w:name w:val="heading 5"/>
-    <w:basedOn w:val="Normal"/>
-    <w:next w:val="Normal"/>
-    <w:pPr>
-      <w:pBdr>
-        <w:top w:val="nil"/>
-        <w:left w:val="nil"/>
-        <w:bottom w:val="nil"/>
-        <w:right w:val="nil"/>
-        <w:between w:val="nil"/>
-      </w:pBdr>
-      <w:spacing w:before="255" w:after="255"/>
-      <w:outlineLvl w:val="4"/>
-    </w:pPr>
-    <w:rPr>
-      <w:b/>
-      <w:bCs/>
-      <w:sz w:val="18"/>
-      <w:szCs w:val="18"/>
-    </w:rPr>
-  </w:style>
-  <w:style w:type="paragraph" w:styleId="Ttulo6">
-    <w:name w:val="heading 6"/>
-    <w:basedOn w:val="Normal"/>
-    <w:next w:val="Normal"/>
-    <w:pPr>
-      <w:pBdr>
-        <w:top w:val="nil"/>
-        <w:left w:val="nil"/>
-        <w:bottom w:val="nil"/>
-        <w:right w:val="nil"/>
-        <w:between w:val="nil"/>
-      </w:pBdr>
-      <w:spacing w:before="360" w:after="360"/>
-      <w:outlineLvl w:val="5"/>
-    </w:pPr>
-    <w:rPr>
-      <w:b/>
-      <w:bCs/>
-      <w:sz w:val="16"/>
-      <w:szCs w:val="16"/>
-    </w:rPr>
+    <w:qFormat/>
+    <w:rsid w:val="0039333F"/>
   </w:style>
   <w:style w:type="character" w:default="1" w:styleId="Fontepargpadro">
     <w:name w:val="Default Paragraph Font"/>
@@ -1655,69 +3006,96 @@
     <w:semiHidden/>
     <w:unhideWhenUsed/>
   </w:style>
-  <w:style w:type="table" w:customStyle="1" w:styleId="TableNormal">
-    <w:name w:val="TableNormal"/>
-    <w:tblPr>
-      <w:tblCellMar>
-        <w:top w:w="100" w:type="dxa"/>
-        <w:left w:w="100" w:type="dxa"/>
-        <w:bottom w:w="100" w:type="dxa"/>
-        <w:right w:w="100" w:type="dxa"/>
-      </w:tblCellMar>
-    </w:tblPr>
+  <w:style w:type="paragraph" w:styleId="Cabealho">
+    <w:name w:val="header"/>
+    <w:basedOn w:val="Normal"/>
+    <w:link w:val="CabealhoChar"/>
+    <w:uiPriority w:val="99"/>
+    <w:unhideWhenUsed/>
+    <w:rsid w:val="00B047DF"/>
+    <w:pPr>
+      <w:tabs>
+        <w:tab w:val="center" w:pos="4252"/>
+        <w:tab w:val="right" w:pos="8504"/>
+      </w:tabs>
+      <w:spacing w:after="0" w:line="240" w:lineRule="auto"/>
+    </w:pPr>
   </w:style>
-  <w:style w:type="paragraph" w:styleId="Ttulo">
-    <w:name w:val="Title"/>
+  <w:style w:type="character" w:customStyle="1" w:styleId="CabealhoChar">
+    <w:name w:val="Cabeçalho Char"/>
+    <w:basedOn w:val="Fontepargpadro"/>
+    <w:link w:val="Cabealho"/>
+    <w:uiPriority w:val="99"/>
+    <w:rsid w:val="00B047DF"/>
+  </w:style>
+  <w:style w:type="paragraph" w:styleId="Rodap">
+    <w:name w:val="footer"/>
     <w:basedOn w:val="Normal"/>
-    <w:next w:val="Normal"/>
+    <w:link w:val="RodapChar"/>
+    <w:uiPriority w:val="99"/>
+    <w:unhideWhenUsed/>
+    <w:rsid w:val="00B047DF"/>
     <w:pPr>
-      <w:keepNext/>
-      <w:keepLines/>
-      <w:spacing w:before="480" w:after="120"/>
+      <w:tabs>
+        <w:tab w:val="center" w:pos="4252"/>
+        <w:tab w:val="right" w:pos="8504"/>
+      </w:tabs>
+      <w:spacing w:after="0" w:line="240" w:lineRule="auto"/>
+    </w:pPr>
+  </w:style>
+  <w:style w:type="character" w:customStyle="1" w:styleId="RodapChar">
+    <w:name w:val="Rodapé Char"/>
+    <w:basedOn w:val="Fontepargpadro"/>
+    <w:link w:val="Rodap"/>
+    <w:uiPriority w:val="99"/>
+    <w:rsid w:val="00B047DF"/>
+  </w:style>
+  <w:style w:type="paragraph" w:customStyle="1" w:styleId="Default">
+    <w:name w:val="Default"/>
+    <w:rsid w:val="0039333F"/>
+    <w:pPr>
+      <w:autoSpaceDE w:val="0"/>
+      <w:autoSpaceDN w:val="0"/>
+      <w:adjustRightInd w:val="0"/>
+      <w:spacing w:after="0" w:line="240" w:lineRule="auto"/>
     </w:pPr>
     <w:rPr>
-      <w:b/>
-      <w:bCs/>
-      <w:sz w:val="72"/>
-      <w:szCs w:val="72"/>
+      <w:rFonts w:ascii="Arial" w:hAnsi="Arial" w:cs="Arial"/>
+      <w:color w:val="000000"/>
+      <w:sz w:val="24"/>
+      <w:szCs w:val="24"/>
     </w:rPr>
   </w:style>
-  <w:style w:type="paragraph" w:styleId="Subttulo">
-    <w:name w:val="Subtitle"/>
-    <w:basedOn w:val="Normal"/>
-    <w:next w:val="Normal"/>
-    <w:pPr>
-      <w:keepNext/>
-      <w:keepLines/>
-      <w:spacing w:before="360" w:after="80"/>
-    </w:pPr>
+  <w:style w:type="character" w:styleId="Hyperlink">
+    <w:name w:val="Hyperlink"/>
+    <w:basedOn w:val="Fontepargpadro"/>
+    <w:uiPriority w:val="99"/>
+    <w:unhideWhenUsed/>
+    <w:rsid w:val="0039333F"/>
     <w:rPr>
-      <w:rFonts w:ascii="Georgia" w:eastAsia="Georgia" w:hAnsi="Georgia" w:cs="Georgia"/>
-      <w:i/>
-      <w:iCs/>
-      <w:color w:val="666666"/>
-      <w:sz w:val="48"/>
-      <w:szCs w:val="48"/>
+      <w:color w:val="0563C1" w:themeColor="hyperlink"/>
+      <w:u w:val="single"/>
     </w:rPr>
   </w:style>
-  <w:style w:type="table" w:customStyle="1" w:styleId="a">
-    <w:basedOn w:val="TableNormal"/>
-    <w:tblPr>
-      <w:tblStyleRowBandSize w:val="1"/>
-      <w:tblStyleColBandSize w:val="1"/>
-      <w:tblCellMar>
-        <w:top w:w="100" w:type="dxa"/>
-        <w:left w:w="100" w:type="dxa"/>
-        <w:bottom w:w="100" w:type="dxa"/>
-        <w:right w:w="100" w:type="dxa"/>
-      </w:tblCellMar>
-    </w:tblPr>
+  <w:style w:type="paragraph" w:styleId="PargrafodaLista">
+    <w:name w:val="List Paragraph"/>
+    <w:basedOn w:val="Normal"/>
+    <w:uiPriority w:val="34"/>
+    <w:qFormat/>
+    <w:rsid w:val="00F361B5"/>
+    <w:pPr>
+      <w:ind w:left="720"/>
+      <w:contextualSpacing/>
+    </w:pPr>
   </w:style>
   <w:style w:type="table" w:styleId="Tabelacomgrade">
     <w:name w:val="Table Grid"/>
     <w:basedOn w:val="Tabelanormal"/>
     <w:uiPriority w:val="59"/>
-    <w:rsid w:val="004B7718"/>
+    <w:rsid w:val="00F361B5"/>
+    <w:pPr>
+      <w:spacing w:after="0" w:line="240" w:lineRule="auto"/>
+    </w:pPr>
     <w:tblPr>
       <w:tblInd w:w="0" w:type="dxa"/>
       <w:tblBorders>
@@ -1736,6 +3114,83 @@
       </w:tblCellMar>
     </w:tblPr>
   </w:style>
+  <w:style w:type="paragraph" w:styleId="Corpodetexto">
+    <w:name w:val="Body Text"/>
+    <w:basedOn w:val="Normal"/>
+    <w:link w:val="CorpodetextoChar"/>
+    <w:rsid w:val="00F361B5"/>
+    <w:pPr>
+      <w:suppressAutoHyphens/>
+      <w:spacing w:after="140" w:line="276" w:lineRule="auto"/>
+    </w:pPr>
+  </w:style>
+  <w:style w:type="character" w:customStyle="1" w:styleId="CorpodetextoChar">
+    <w:name w:val="Corpo de texto Char"/>
+    <w:basedOn w:val="Fontepargpadro"/>
+    <w:link w:val="Corpodetexto"/>
+    <w:rsid w:val="00F361B5"/>
+  </w:style>
+  <w:style w:type="character" w:customStyle="1" w:styleId="markedcontent">
+    <w:name w:val="markedcontent"/>
+    <w:basedOn w:val="Fontepargpadro"/>
+    <w:rsid w:val="00F361B5"/>
+  </w:style>
+  <w:style w:type="paragraph" w:customStyle="1" w:styleId="Standard">
+    <w:name w:val="Standard"/>
+    <w:qFormat/>
+    <w:rsid w:val="00F361B5"/>
+    <w:pPr>
+      <w:suppressAutoHyphens/>
+      <w:autoSpaceDN w:val="0"/>
+      <w:spacing w:after="0" w:line="240" w:lineRule="auto"/>
+    </w:pPr>
+    <w:rPr>
+      <w:rFonts w:ascii="Times New Roman" w:eastAsia="Arial Unicode MS" w:hAnsi="Times New Roman" w:cs="Times New Roman"/>
+      <w:color w:val="000000"/>
+      <w:sz w:val="24"/>
+      <w:szCs w:val="24"/>
+      <w:lang w:val="pt-PT" w:eastAsia="pt-BR"/>
+    </w:rPr>
+  </w:style>
+  <w:style w:type="paragraph" w:styleId="Textodenotaderodap">
+    <w:name w:val="footnote text"/>
+    <w:basedOn w:val="Normal"/>
+    <w:link w:val="TextodenotaderodapChar"/>
+    <w:uiPriority w:val="99"/>
+    <w:semiHidden/>
+    <w:unhideWhenUsed/>
+    <w:rsid w:val="00434FAC"/>
+    <w:pPr>
+      <w:spacing w:after="0" w:line="240" w:lineRule="auto"/>
+    </w:pPr>
+    <w:rPr>
+      <w:sz w:val="20"/>
+      <w:szCs w:val="20"/>
+    </w:rPr>
+  </w:style>
+  <w:style w:type="character" w:customStyle="1" w:styleId="TextodenotaderodapChar">
+    <w:name w:val="Texto de nota de rodapé Char"/>
+    <w:basedOn w:val="Fontepargpadro"/>
+    <w:link w:val="Textodenotaderodap"/>
+    <w:uiPriority w:val="99"/>
+    <w:semiHidden/>
+    <w:rsid w:val="00434FAC"/>
+    <w:rPr>
+      <w:sz w:val="20"/>
+      <w:szCs w:val="20"/>
+    </w:rPr>
+  </w:style>
+  <w:style w:type="character" w:styleId="Refdenotaderodap">
+    <w:name w:val="footnote reference"/>
+    <w:basedOn w:val="Fontepargpadro"/>
+    <w:uiPriority w:val="99"/>
+    <w:semiHidden/>
+    <w:unhideWhenUsed/>
+    <w:rsid w:val="00434FAC"/>
+    <w:rPr>
+      <w:vertAlign w:val="superscript"/>
+    </w:rPr>
+  </w:style>
 </w:styles>
 </file>
 
@@ -1744,15 +3199,15 @@
   <w:docDefaults>
     <w:rPrDefault>
       <w:rPr>
-        <w:rFonts w:ascii="Arial" w:eastAsia="Arial" w:hAnsi="Arial" w:cs="Arial"/>
+        <w:rFonts w:asciiTheme="minorHAnsi" w:eastAsiaTheme="minorHAnsi" w:hAnsiTheme="minorHAnsi" w:cstheme="minorBidi"/>
         <w:sz w:val="22"/>
         <w:szCs w:val="22"/>
-        <w:lang w:val="pt-BR" w:eastAsia="pt-BR" w:bidi="ar-SA"/>
+        <w:lang w:val="pt-BR" w:eastAsia="en-US" w:bidi="ar-SA"/>
       </w:rPr>
     </w:rPrDefault>
     <w:pPrDefault>
       <w:pPr>
-        <w:widowControl w:val="0"/>
+        <w:spacing w:after="160" w:line="259" w:lineRule="auto"/>
       </w:pPr>
     </w:pPrDefault>
   </w:docDefaults>
@@ -1779,6 +3234,7 @@
     <w:lsdException w:name="caption" w:uiPriority="35" w:qFormat="1"/>
     <w:lsdException w:name="Title" w:semiHidden="0" w:uiPriority="10" w:unhideWhenUsed="0" w:qFormat="1"/>
     <w:lsdException w:name="Default Paragraph Font" w:uiPriority="1"/>
+    <w:lsdException w:name="Body Text" w:uiPriority="0"/>
     <w:lsdException w:name="Subtitle" w:semiHidden="0" w:uiPriority="11" w:unhideWhenUsed="0" w:qFormat="1"/>
     <w:lsdException w:name="Strong" w:semiHidden="0" w:uiPriority="22" w:unhideWhenUsed="0" w:qFormat="1"/>
     <w:lsdException w:name="Emphasis" w:semiHidden="0" w:uiPriority="20" w:unhideWhenUsed="0" w:qFormat="1"/>
@@ -1897,138 +3353,8 @@
   </w:latentStyles>
   <w:style w:type="paragraph" w:default="1" w:styleId="Normal">
     <w:name w:val="Normal"/>
-  </w:style>
-  <w:style w:type="paragraph" w:styleId="Ttulo1">
-    <w:name w:val="heading 1"/>
-    <w:basedOn w:val="Normal"/>
-    <w:next w:val="Normal"/>
-    <w:pPr>
-      <w:pBdr>
-        <w:top w:val="nil"/>
-        <w:left w:val="nil"/>
-        <w:bottom w:val="nil"/>
-        <w:right w:val="nil"/>
-        <w:between w:val="nil"/>
-      </w:pBdr>
-      <w:spacing w:before="240" w:after="240"/>
-      <w:outlineLvl w:val="0"/>
-    </w:pPr>
-    <w:rPr>
-      <w:b/>
-      <w:bCs/>
-      <w:sz w:val="48"/>
-      <w:szCs w:val="48"/>
-    </w:rPr>
-  </w:style>
-  <w:style w:type="paragraph" w:styleId="Ttulo2">
-    <w:name w:val="heading 2"/>
-    <w:basedOn w:val="Normal"/>
-    <w:next w:val="Normal"/>
-    <w:pPr>
-      <w:pBdr>
-        <w:top w:val="nil"/>
-        <w:left w:val="nil"/>
-        <w:bottom w:val="nil"/>
-        <w:right w:val="nil"/>
-        <w:between w:val="nil"/>
-      </w:pBdr>
-      <w:spacing w:before="225" w:after="225"/>
-      <w:outlineLvl w:val="1"/>
-    </w:pPr>
-    <w:rPr>
-      <w:b/>
-      <w:bCs/>
-      <w:sz w:val="36"/>
-      <w:szCs w:val="36"/>
-    </w:rPr>
-  </w:style>
-  <w:style w:type="paragraph" w:styleId="Ttulo3">
-    <w:name w:val="heading 3"/>
-    <w:basedOn w:val="Normal"/>
-    <w:next w:val="Normal"/>
-    <w:pPr>
-      <w:pBdr>
-        <w:top w:val="nil"/>
-        <w:left w:val="nil"/>
-        <w:bottom w:val="nil"/>
-        <w:right w:val="nil"/>
-        <w:between w:val="nil"/>
-      </w:pBdr>
-      <w:spacing w:before="240" w:after="240"/>
-      <w:outlineLvl w:val="2"/>
-    </w:pPr>
-    <w:rPr>
-      <w:b/>
-      <w:bCs/>
-      <w:sz w:val="28"/>
-      <w:szCs w:val="28"/>
-    </w:rPr>
-  </w:style>
-  <w:style w:type="paragraph" w:styleId="Ttulo4">
-    <w:name w:val="heading 4"/>
-    <w:basedOn w:val="Normal"/>
-    <w:next w:val="Normal"/>
-    <w:pPr>
-      <w:pBdr>
-        <w:top w:val="nil"/>
-        <w:left w:val="nil"/>
-        <w:bottom w:val="nil"/>
-        <w:right w:val="nil"/>
-        <w:between w:val="nil"/>
-      </w:pBdr>
-      <w:spacing w:before="255" w:after="255"/>
-      <w:outlineLvl w:val="3"/>
-    </w:pPr>
-    <w:rPr>
-      <w:b/>
-      <w:bCs/>
-      <w:sz w:val="24"/>
-      <w:szCs w:val="24"/>
-    </w:rPr>
-  </w:style>
-  <w:style w:type="paragraph" w:styleId="Ttulo5">
-    <w:name w:val="heading 5"/>
-    <w:basedOn w:val="Normal"/>
-    <w:next w:val="Normal"/>
-    <w:pPr>
-      <w:pBdr>
-        <w:top w:val="nil"/>
-        <w:left w:val="nil"/>
-        <w:bottom w:val="nil"/>
-        <w:right w:val="nil"/>
-        <w:between w:val="nil"/>
-      </w:pBdr>
-      <w:spacing w:before="255" w:after="255"/>
-      <w:outlineLvl w:val="4"/>
-    </w:pPr>
-    <w:rPr>
-      <w:b/>
-      <w:bCs/>
-      <w:sz w:val="18"/>
-      <w:szCs w:val="18"/>
-    </w:rPr>
-  </w:style>
-  <w:style w:type="paragraph" w:styleId="Ttulo6">
-    <w:name w:val="heading 6"/>
-    <w:basedOn w:val="Normal"/>
-    <w:next w:val="Normal"/>
-    <w:pPr>
-      <w:pBdr>
-        <w:top w:val="nil"/>
-        <w:left w:val="nil"/>
-        <w:bottom w:val="nil"/>
-        <w:right w:val="nil"/>
-        <w:between w:val="nil"/>
-      </w:pBdr>
-      <w:spacing w:before="360" w:after="360"/>
-      <w:outlineLvl w:val="5"/>
-    </w:pPr>
-    <w:rPr>
-      <w:b/>
-      <w:bCs/>
-      <w:sz w:val="16"/>
-      <w:szCs w:val="16"/>
-    </w:rPr>
+    <w:qFormat/>
+    <w:rsid w:val="0039333F"/>
   </w:style>
   <w:style w:type="character" w:default="1" w:styleId="Fontepargpadro">
     <w:name w:val="Default Paragraph Font"/>
@@ -2057,69 +3383,96 @@
     <w:semiHidden/>
     <w:unhideWhenUsed/>
   </w:style>
-  <w:style w:type="table" w:customStyle="1" w:styleId="TableNormal">
-    <w:name w:val="TableNormal"/>
-    <w:tblPr>
-      <w:tblCellMar>
-        <w:top w:w="100" w:type="dxa"/>
-        <w:left w:w="100" w:type="dxa"/>
-        <w:bottom w:w="100" w:type="dxa"/>
-        <w:right w:w="100" w:type="dxa"/>
-      </w:tblCellMar>
-    </w:tblPr>
+  <w:style w:type="paragraph" w:styleId="Cabealho">
+    <w:name w:val="header"/>
+    <w:basedOn w:val="Normal"/>
+    <w:link w:val="CabealhoChar"/>
+    <w:uiPriority w:val="99"/>
+    <w:unhideWhenUsed/>
+    <w:rsid w:val="00B047DF"/>
+    <w:pPr>
+      <w:tabs>
+        <w:tab w:val="center" w:pos="4252"/>
+        <w:tab w:val="right" w:pos="8504"/>
+      </w:tabs>
+      <w:spacing w:after="0" w:line="240" w:lineRule="auto"/>
+    </w:pPr>
   </w:style>
-  <w:style w:type="paragraph" w:styleId="Ttulo">
-    <w:name w:val="Title"/>
+  <w:style w:type="character" w:customStyle="1" w:styleId="CabealhoChar">
+    <w:name w:val="Cabeçalho Char"/>
+    <w:basedOn w:val="Fontepargpadro"/>
+    <w:link w:val="Cabealho"/>
+    <w:uiPriority w:val="99"/>
+    <w:rsid w:val="00B047DF"/>
+  </w:style>
+  <w:style w:type="paragraph" w:styleId="Rodap">
+    <w:name w:val="footer"/>
     <w:basedOn w:val="Normal"/>
-    <w:next w:val="Normal"/>
+    <w:link w:val="RodapChar"/>
+    <w:uiPriority w:val="99"/>
+    <w:unhideWhenUsed/>
+    <w:rsid w:val="00B047DF"/>
     <w:pPr>
-      <w:keepNext/>
-      <w:keepLines/>
-      <w:spacing w:before="480" w:after="120"/>
+      <w:tabs>
+        <w:tab w:val="center" w:pos="4252"/>
+        <w:tab w:val="right" w:pos="8504"/>
+      </w:tabs>
+      <w:spacing w:after="0" w:line="240" w:lineRule="auto"/>
+    </w:pPr>
+  </w:style>
+  <w:style w:type="character" w:customStyle="1" w:styleId="RodapChar">
+    <w:name w:val="Rodapé Char"/>
+    <w:basedOn w:val="Fontepargpadro"/>
+    <w:link w:val="Rodap"/>
+    <w:uiPriority w:val="99"/>
+    <w:rsid w:val="00B047DF"/>
+  </w:style>
+  <w:style w:type="paragraph" w:customStyle="1" w:styleId="Default">
+    <w:name w:val="Default"/>
+    <w:rsid w:val="0039333F"/>
+    <w:pPr>
+      <w:autoSpaceDE w:val="0"/>
+      <w:autoSpaceDN w:val="0"/>
+      <w:adjustRightInd w:val="0"/>
+      <w:spacing w:after="0" w:line="240" w:lineRule="auto"/>
     </w:pPr>
     <w:rPr>
-      <w:b/>
-      <w:bCs/>
-      <w:sz w:val="72"/>
-      <w:szCs w:val="72"/>
+      <w:rFonts w:ascii="Arial" w:hAnsi="Arial" w:cs="Arial"/>
+      <w:color w:val="000000"/>
+      <w:sz w:val="24"/>
+      <w:szCs w:val="24"/>
     </w:rPr>
   </w:style>
-  <w:style w:type="paragraph" w:styleId="Subttulo">
-    <w:name w:val="Subtitle"/>
-    <w:basedOn w:val="Normal"/>
-    <w:next w:val="Normal"/>
-    <w:pPr>
-      <w:keepNext/>
-      <w:keepLines/>
-      <w:spacing w:before="360" w:after="80"/>
-    </w:pPr>
+  <w:style w:type="character" w:styleId="Hyperlink">
+    <w:name w:val="Hyperlink"/>
+    <w:basedOn w:val="Fontepargpadro"/>
+    <w:uiPriority w:val="99"/>
+    <w:unhideWhenUsed/>
+    <w:rsid w:val="0039333F"/>
     <w:rPr>
-      <w:rFonts w:ascii="Georgia" w:eastAsia="Georgia" w:hAnsi="Georgia" w:cs="Georgia"/>
-      <w:i/>
-      <w:iCs/>
-      <w:color w:val="666666"/>
-      <w:sz w:val="48"/>
-      <w:szCs w:val="48"/>
+      <w:color w:val="0563C1" w:themeColor="hyperlink"/>
+      <w:u w:val="single"/>
     </w:rPr>
   </w:style>
-  <w:style w:type="table" w:customStyle="1" w:styleId="a">
-    <w:basedOn w:val="TableNormal"/>
-    <w:tblPr>
-      <w:tblStyleRowBandSize w:val="1"/>
-      <w:tblStyleColBandSize w:val="1"/>
-      <w:tblCellMar>
-        <w:top w:w="100" w:type="dxa"/>
-        <w:left w:w="100" w:type="dxa"/>
-        <w:bottom w:w="100" w:type="dxa"/>
-        <w:right w:w="100" w:type="dxa"/>
-      </w:tblCellMar>
-    </w:tblPr>
+  <w:style w:type="paragraph" w:styleId="PargrafodaLista">
+    <w:name w:val="List Paragraph"/>
+    <w:basedOn w:val="Normal"/>
+    <w:uiPriority w:val="34"/>
+    <w:qFormat/>
+    <w:rsid w:val="00F361B5"/>
+    <w:pPr>
+      <w:ind w:left="720"/>
+      <w:contextualSpacing/>
+    </w:pPr>
   </w:style>
   <w:style w:type="table" w:styleId="Tabelacomgrade">
     <w:name w:val="Table Grid"/>
     <w:basedOn w:val="Tabelanormal"/>
     <w:uiPriority w:val="59"/>
-    <w:rsid w:val="004B7718"/>
+    <w:rsid w:val="00F361B5"/>
+    <w:pPr>
+      <w:spacing w:after="0" w:line="240" w:lineRule="auto"/>
+    </w:pPr>
     <w:tblPr>
       <w:tblInd w:w="0" w:type="dxa"/>
       <w:tblBorders>
@@ -2138,6 +3491,83 @@
       </w:tblCellMar>
     </w:tblPr>
   </w:style>
+  <w:style w:type="paragraph" w:styleId="Corpodetexto">
+    <w:name w:val="Body Text"/>
+    <w:basedOn w:val="Normal"/>
+    <w:link w:val="CorpodetextoChar"/>
+    <w:rsid w:val="00F361B5"/>
+    <w:pPr>
+      <w:suppressAutoHyphens/>
+      <w:spacing w:after="140" w:line="276" w:lineRule="auto"/>
+    </w:pPr>
+  </w:style>
+  <w:style w:type="character" w:customStyle="1" w:styleId="CorpodetextoChar">
+    <w:name w:val="Corpo de texto Char"/>
+    <w:basedOn w:val="Fontepargpadro"/>
+    <w:link w:val="Corpodetexto"/>
+    <w:rsid w:val="00F361B5"/>
+  </w:style>
+  <w:style w:type="character" w:customStyle="1" w:styleId="markedcontent">
+    <w:name w:val="markedcontent"/>
+    <w:basedOn w:val="Fontepargpadro"/>
+    <w:rsid w:val="00F361B5"/>
+  </w:style>
+  <w:style w:type="paragraph" w:customStyle="1" w:styleId="Standard">
+    <w:name w:val="Standard"/>
+    <w:qFormat/>
+    <w:rsid w:val="00F361B5"/>
+    <w:pPr>
+      <w:suppressAutoHyphens/>
+      <w:autoSpaceDN w:val="0"/>
+      <w:spacing w:after="0" w:line="240" w:lineRule="auto"/>
+    </w:pPr>
+    <w:rPr>
+      <w:rFonts w:ascii="Times New Roman" w:eastAsia="Arial Unicode MS" w:hAnsi="Times New Roman" w:cs="Times New Roman"/>
+      <w:color w:val="000000"/>
+      <w:sz w:val="24"/>
+      <w:szCs w:val="24"/>
+      <w:lang w:val="pt-PT" w:eastAsia="pt-BR"/>
+    </w:rPr>
+  </w:style>
+  <w:style w:type="paragraph" w:styleId="Textodenotaderodap">
+    <w:name w:val="footnote text"/>
+    <w:basedOn w:val="Normal"/>
+    <w:link w:val="TextodenotaderodapChar"/>
+    <w:uiPriority w:val="99"/>
+    <w:semiHidden/>
+    <w:unhideWhenUsed/>
+    <w:rsid w:val="00434FAC"/>
+    <w:pPr>
+      <w:spacing w:after="0" w:line="240" w:lineRule="auto"/>
+    </w:pPr>
+    <w:rPr>
+      <w:sz w:val="20"/>
+      <w:szCs w:val="20"/>
+    </w:rPr>
+  </w:style>
+  <w:style w:type="character" w:customStyle="1" w:styleId="TextodenotaderodapChar">
+    <w:name w:val="Texto de nota de rodapé Char"/>
+    <w:basedOn w:val="Fontepargpadro"/>
+    <w:link w:val="Textodenotaderodap"/>
+    <w:uiPriority w:val="99"/>
+    <w:semiHidden/>
+    <w:rsid w:val="00434FAC"/>
+    <w:rPr>
+      <w:sz w:val="20"/>
+      <w:szCs w:val="20"/>
+    </w:rPr>
+  </w:style>
+  <w:style w:type="character" w:styleId="Refdenotaderodap">
+    <w:name w:val="footnote reference"/>
+    <w:basedOn w:val="Fontepargpadro"/>
+    <w:uiPriority w:val="99"/>
+    <w:semiHidden/>
+    <w:unhideWhenUsed/>
+    <w:rsid w:val="00434FAC"/>
+    <w:rPr>
+      <w:vertAlign w:val="superscript"/>
+    </w:rPr>
+  </w:style>
 </w:styles>
 </file>
 
@@ -2152,44 +3582,44 @@
         <a:sysClr val="window" lastClr="FFFFFF"/>
       </a:lt1>
       <a:dk2>
-        <a:srgbClr val="1F497D"/>
+        <a:srgbClr val="44546A"/>
       </a:dk2>
       <a:lt2>
-        <a:srgbClr val="EEECE1"/>
+        <a:srgbClr val="E7E6E6"/>
       </a:lt2>
       <a:accent1>
-        <a:srgbClr val="4F81BD"/>
+        <a:srgbClr val="4472C4"/>
       </a:accent1>
       <a:accent2>
-        <a:srgbClr val="C0504D"/>
+        <a:srgbClr val="ED7D31"/>
       </a:accent2>
       <a:accent3>
-        <a:srgbClr val="9BBB59"/>
+        <a:srgbClr val="A5A5A5"/>
       </a:accent3>
       <a:accent4>
-        <a:srgbClr val="8064A2"/>
+        <a:srgbClr val="FFC000"/>
       </a:accent4>
       <a:accent5>
-        <a:srgbClr val="4BACC6"/>
+        <a:srgbClr val="5B9BD5"/>
       </a:accent5>
       <a:accent6>
-        <a:srgbClr val="F79646"/>
+        <a:srgbClr val="70AD47"/>
       </a:accent6>
       <a:hlink>
-        <a:srgbClr val="0000FF"/>
+        <a:srgbClr val="0563C1"/>
       </a:hlink>
       <a:folHlink>
-        <a:srgbClr val="800080"/>
+        <a:srgbClr val="954F72"/>
       </a:folHlink>
     </a:clrScheme>
     <a:fontScheme name="Office">
       <a:majorFont>
-        <a:latin typeface="Calibri"/>
+        <a:latin typeface="Calibri Light"/>
         <a:ea typeface=""/>
         <a:cs typeface=""/>
-        <a:font script="Jpan" typeface="ＭＳ ゴシック"/>
+        <a:font script="Jpan" typeface="游ゴシック Light"/>
         <a:font script="Hang" typeface="맑은 고딕"/>
-        <a:font script="Hans" typeface="宋体"/>
+        <a:font script="Hans" typeface="等线 Light"/>
         <a:font script="Hant" typeface="新細明體"/>
         <a:font script="Arab" typeface="Times New Roman"/>
         <a:font script="Hebr" typeface="Times New Roman"/>
@@ -2217,14 +3647,31 @@
         <a:font script="Viet" typeface="Times New Roman"/>
         <a:font script="Uigh" typeface="Microsoft Uighur"/>
         <a:font script="Geor" typeface="Sylfaen"/>
+        <a:font script="Armn" typeface="Arial"/>
+        <a:font script="Bugi" typeface="Leelawadee UI"/>
+        <a:font script="Bopo" typeface="Microsoft JhengHei"/>
+        <a:font script="Java" typeface="Javanese Text"/>
+        <a:font script="Lisu" typeface="Segoe UI"/>
+        <a:font script="Mymr" typeface="Myanmar Text"/>
+        <a:font script="Nkoo" typeface="Ebrima"/>
+        <a:font script="Olck" typeface="Nirmala UI"/>
+        <a:font script="Osma" typeface="Ebrima"/>
+        <a:font script="Phag" typeface="Phagspa"/>
+        <a:font script="Syrn" typeface="Estrangelo Edessa"/>
+        <a:font script="Syrj" typeface="Estrangelo Edessa"/>
+        <a:font script="Syre" typeface="Estrangelo Edessa"/>
+        <a:font script="Sora" typeface="Nirmala UI"/>
+        <a:font script="Tale" typeface="Microsoft Tai Le"/>
+        <a:font script="Talu" typeface="Microsoft New Tai Lue"/>
+        <a:font script="Tfng" typeface="Ebrima"/>
       </a:majorFont>
       <a:minorFont>
-        <a:latin typeface="Cambria"/>
+        <a:latin typeface="Calibri"/>
         <a:ea typeface=""/>
         <a:cs typeface=""/>
-        <a:font script="Jpan" typeface="ＭＳ 明朝"/>
+        <a:font script="Jpan" typeface="游明朝"/>
         <a:font script="Hang" typeface="맑은 고딕"/>
-        <a:font script="Hans" typeface="宋体"/>
+        <a:font script="Hans" typeface="等线"/>
         <a:font script="Hant" typeface="新細明體"/>
         <a:font script="Arab" typeface="Arial"/>
         <a:font script="Hebr" typeface="Arial"/>
@@ -2252,6 +3699,23 @@
         <a:font script="Viet" typeface="Arial"/>
         <a:font script="Uigh" typeface="Microsoft Uighur"/>
         <a:font script="Geor" typeface="Sylfaen"/>
+        <a:font script="Armn" typeface="Arial"/>
+        <a:font script="Bugi" typeface="Leelawadee UI"/>
+        <a:font script="Bopo" typeface="Microsoft JhengHei"/>
+        <a:font script="Java" typeface="Javanese Text"/>
+        <a:font script="Lisu" typeface="Segoe UI"/>
+        <a:font script="Mymr" typeface="Myanmar Text"/>
+        <a:font script="Nkoo" typeface="Ebrima"/>
+        <a:font script="Olck" typeface="Nirmala UI"/>
+        <a:font script="Osma" typeface="Ebrima"/>
+        <a:font script="Phag" typeface="Phagspa"/>
+        <a:font script="Syrn" typeface="Estrangelo Edessa"/>
+        <a:font script="Syrj" typeface="Estrangelo Edessa"/>
+        <a:font script="Syre" typeface="Estrangelo Edessa"/>
+        <a:font script="Sora" typeface="Nirmala UI"/>
+        <a:font script="Tale" typeface="Microsoft Tai Le"/>
+        <a:font script="Talu" typeface="Microsoft New Tai Lue"/>
+        <a:font script="Tfng" typeface="Ebrima"/>
       </a:minorFont>
     </a:fontScheme>
     <a:fmtScheme name="Office">
@@ -2263,200 +3727,141 @@
           <a:gsLst>
             <a:gs pos="0">
               <a:schemeClr val="phClr">
-                <a:tint val="50000"/>
-                <a:satMod val="300000"/>
+                <a:lumMod val="110000"/>
+                <a:satMod val="105000"/>
+                <a:tint val="67000"/>
               </a:schemeClr>
             </a:gs>
-            <a:gs pos="35000">
+            <a:gs pos="50000">
               <a:schemeClr val="phClr">
-                <a:tint val="37000"/>
-                <a:satMod val="300000"/>
+                <a:lumMod val="105000"/>
+                <a:satMod val="103000"/>
+                <a:tint val="73000"/>
               </a:schemeClr>
             </a:gs>
             <a:gs pos="100000">
               <a:schemeClr val="phClr">
-                <a:tint val="15000"/>
-                <a:satMod val="350000"/>
+                <a:lumMod val="105000"/>
+                <a:satMod val="109000"/>
+                <a:tint val="81000"/>
               </a:schemeClr>
             </a:gs>
           </a:gsLst>
-          <a:lin ang="16200000" scaled="1"/>
+          <a:lin ang="5400000" scaled="0"/>
         </a:gradFill>
         <a:gradFill rotWithShape="1">
           <a:gsLst>
             <a:gs pos="0">
               <a:schemeClr val="phClr">
-                <a:tint val="100000"/>
+                <a:satMod val="103000"/>
+                <a:lumMod val="102000"/>
+                <a:tint val="94000"/>
+              </a:schemeClr>
+            </a:gs>
+            <a:gs pos="50000">
+              <a:schemeClr val="phClr">
+                <a:satMod val="110000"/>
+                <a:lumMod val="100000"/>
                 <a:shade val="100000"/>
-                <a:satMod val="130000"/>
               </a:schemeClr>
             </a:gs>
             <a:gs pos="100000">
               <a:schemeClr val="phClr">
-                <a:tint val="50000"/>
-                <a:shade val="100000"/>
-                <a:satMod val="350000"/>
+                <a:lumMod val="99000"/>
+                <a:satMod val="120000"/>
+                <a:shade val="78000"/>
               </a:schemeClr>
             </a:gs>
           </a:gsLst>
-          <a:lin ang="16200000" scaled="0"/>
+          <a:lin ang="5400000" scaled="0"/>
         </a:gradFill>
       </a:fillStyleLst>
       <a:lnStyleLst>
-        <a:ln w="9525" cap="flat" cmpd="sng" algn="ctr">
-          <a:solidFill>
-            <a:schemeClr val="phClr">
-              <a:shade val="95000"/>
-              <a:satMod val="105000"/>
-            </a:schemeClr>
-          </a:solidFill>
-          <a:prstDash val="solid"/>
-        </a:ln>
-        <a:ln w="25400" cap="flat" cmpd="sng" algn="ctr">
+        <a:ln w="6350" cap="flat" cmpd="sng" algn="ctr">
           <a:solidFill>
             <a:schemeClr val="phClr"/>
           </a:solidFill>
           <a:prstDash val="solid"/>
+          <a:miter lim="800000"/>
         </a:ln>
-        <a:ln w="38100" cap="flat" cmpd="sng" algn="ctr">
+        <a:ln w="12700" cap="flat" cmpd="sng" algn="ctr">
           <a:solidFill>
             <a:schemeClr val="phClr"/>
           </a:solidFill>
           <a:prstDash val="solid"/>
+          <a:miter lim="800000"/>
+        </a:ln>
+        <a:ln w="19050" cap="flat" cmpd="sng" algn="ctr">
+          <a:solidFill>
+            <a:schemeClr val="phClr"/>
+          </a:solidFill>
+          <a:prstDash val="solid"/>
+          <a:miter lim="800000"/>
         </a:ln>
       </a:lnStyleLst>
       <a:effectStyleLst>
         <a:effectStyle>
+          <a:effectLst/>
+        </a:effectStyle>
+        <a:effectStyle>
+          <a:effectLst/>
+        </a:effectStyle>
+        <a:effectStyle>
           <a:effectLst>
-            <a:outerShdw blurRad="40000" dist="20000" dir="5400000" rotWithShape="0">
+            <a:outerShdw blurRad="57150" dist="19050" dir="5400000" algn="ctr" rotWithShape="0">
               <a:srgbClr val="000000">
-                <a:alpha val="38000"/>
+                <a:alpha val="63000"/>
               </a:srgbClr>
             </a:outerShdw>
           </a:effectLst>
-        </a:effectStyle>
-        <a:effectStyle>
-          <a:effectLst>
-            <a:outerShdw blurRad="40000" dist="23000" dir="5400000" rotWithShape="0">
-              <a:srgbClr val="000000">
-                <a:alpha val="35000"/>
-              </a:srgbClr>
-            </a:outerShdw>
-          </a:effectLst>
-        </a:effectStyle>
-        <a:effectStyle>
-          <a:effectLst>
-            <a:outerShdw blurRad="40000" dist="23000" dir="5400000" rotWithShape="0">
-              <a:srgbClr val="000000">
-                <a:alpha val="35000"/>
-              </a:srgbClr>
-            </a:outerShdw>
-          </a:effectLst>
-          <a:scene3d>
-            <a:camera prst="orthographicFront">
-              <a:rot lat="0" lon="0" rev="0"/>
-            </a:camera>
-            <a:lightRig rig="threePt" dir="t">
-              <a:rot lat="0" lon="0" rev="1200000"/>
-            </a:lightRig>
-          </a:scene3d>
-          <a:sp3d>
-            <a:bevelT w="63500" h="25400"/>
-          </a:sp3d>
         </a:effectStyle>
       </a:effectStyleLst>
       <a:bgFillStyleLst>
         <a:solidFill>
           <a:schemeClr val="phClr"/>
         </a:solidFill>
+        <a:solidFill>
+          <a:schemeClr val="phClr">
+            <a:tint val="95000"/>
+            <a:satMod val="170000"/>
+          </a:schemeClr>
+        </a:solidFill>
         <a:gradFill rotWithShape="1">
           <a:gsLst>
             <a:gs pos="0">
               <a:schemeClr val="phClr">
-                <a:tint val="40000"/>
-                <a:satMod val="350000"/>
+                <a:tint val="93000"/>
+                <a:satMod val="150000"/>
+                <a:shade val="98000"/>
+                <a:lumMod val="102000"/>
               </a:schemeClr>
             </a:gs>
-            <a:gs pos="40000">
+            <a:gs pos="50000">
               <a:schemeClr val="phClr">
-                <a:tint val="45000"/>
-                <a:shade val="99000"/>
-                <a:satMod val="350000"/>
+                <a:tint val="98000"/>
+                <a:satMod val="130000"/>
+                <a:shade val="90000"/>
+                <a:lumMod val="103000"/>
               </a:schemeClr>
             </a:gs>
             <a:gs pos="100000">
               <a:schemeClr val="phClr">
-                <a:shade val="20000"/>
-                <a:satMod val="255000"/>
+                <a:shade val="63000"/>
+                <a:satMod val="120000"/>
               </a:schemeClr>
             </a:gs>
           </a:gsLst>
-          <a:path path="circle">
-            <a:fillToRect l="50000" t="-80000" r="50000" b="180000"/>
-          </a:path>
-        </a:gradFill>
-        <a:gradFill rotWithShape="1">
-          <a:gsLst>
-            <a:gs pos="0">
-              <a:schemeClr val="phClr">
-                <a:tint val="80000"/>
-                <a:satMod val="300000"/>
-              </a:schemeClr>
-            </a:gs>
-            <a:gs pos="100000">
-              <a:schemeClr val="phClr">
-                <a:shade val="30000"/>
-                <a:satMod val="200000"/>
-              </a:schemeClr>
-            </a:gs>
-          </a:gsLst>
-          <a:path path="circle">
-            <a:fillToRect l="50000" t="50000" r="50000" b="50000"/>
-          </a:path>
+          <a:lin ang="5400000" scaled="0"/>
         </a:gradFill>
       </a:bgFillStyleLst>
     </a:fmtScheme>
   </a:themeElements>
-  <a:objectDefaults>
-    <a:spDef>
-      <a:spPr/>
-      <a:bodyPr/>
-      <a:lstStyle/>
-      <a:style>
-        <a:lnRef idx="1">
-          <a:schemeClr val="accent1"/>
-        </a:lnRef>
-        <a:fillRef idx="3">
-          <a:schemeClr val="accent1"/>
-        </a:fillRef>
-        <a:effectRef idx="2">
-          <a:schemeClr val="accent1"/>
-        </a:effectRef>
-        <a:fontRef idx="minor">
-          <a:schemeClr val="lt1"/>
-        </a:fontRef>
-      </a:style>
-    </a:spDef>
-    <a:lnDef>
-      <a:spPr/>
-      <a:bodyPr/>
-      <a:lstStyle/>
-      <a:style>
-        <a:lnRef idx="2">
-          <a:schemeClr val="accent1"/>
-        </a:lnRef>
-        <a:fillRef idx="0">
-          <a:schemeClr val="accent1"/>
-        </a:fillRef>
-        <a:effectRef idx="1">
-          <a:schemeClr val="accent1"/>
-        </a:effectRef>
-        <a:fontRef idx="minor">
-          <a:schemeClr val="tx1"/>
-        </a:fontRef>
-      </a:style>
-    </a:lnDef>
-  </a:objectDefaults>
+  <a:objectDefaults/>
   <a:extraClrSchemeLst/>
+  <a:extLst>
+    <a:ext uri="{05A4C25C-085E-4340-85A3-A5531E510DB2}">
+      <thm15:themeFamily xmlns:thm15="http://schemas.microsoft.com/office/thememl/2012/main" xmlns="" name="Office Theme" id="{62F939B6-93AF-4DB8-9C6B-D6C7DFDC589F}" vid="{4A3C46E8-61CC-4603-A589-7422A47A8E4A}"/>
+    </a:ext>
+  </a:extLst>
 </a:theme>
 </file>